--- a/rapports/16_02_2026/BALDE/coh_EQ36_sup_142201040018.docx
+++ b/rapports/16_02_2026/BALDE/coh_EQ36_sup_142201040018.docx
@@ -25,7 +25,7 @@
         <w:br/>
         <w:t>Grappe: 142201040018</w:t>
         <w:br/>
-        <w:t>Date: 16/02/2026 a 12:41</w:t>
+        <w:t>Date: 16/02/2026 a 12:58</w:t>
       </w:r>
     </w:p>
     <w:p/>
@@ -1059,7 +1059,7 @@
         <w:rPr>
           <w:sz w:val="20"/>
         </w:rPr>
-        <w:t>- Les informations sur ces entrepises non agricole manquent, prière de les renseigner. Le montant obtenus sur les services rendus par l'entreprise ##N/A## au cours des 30 derniers jours ou durant le dernier mois où l'entreprise a fonctionné n'a pas été renseigné, prière de mettre de 0 si l'entreprise n'a pas rendu de service. Prière de renseigner les montants dans les champs (s10q46 s10q47 s10q48 s10q49 s10q50 s10q51 s10q52 s10q53 s10q54 s10q55 s10q56 s10q57), mettre 0 si l'entreprise ##N/A## n'a pas effectué des dépenses ou faire des reventes des marchandises ou des produits ou rendre de service.Cette entreprise ##N/A## dit avoir obtenu une valeur sur les marchandises vendu en etat, les marchandises vendu après transformation et les services rendus. Prière de corriger. Cette entreprise ##N/A## dit avoir obtenu une valeur sur les marchandises vendu en etat et les marchandises vendu après transformation. La main d'oeuvre familiale pour Seydina Mouhamed Diallo ayant travaillé dans cette entreprise ##N/A## aucours des 12 derniers mois n'est pas renseigner. Prière de reneigner toutes les informations qui lui concerne. La main d'oeuvre sariale de Seydina Mouhamed Diallo ayant travaillé dans cette entreprise ##N/A## aucours des 30 derniers jours n'est pas renseigner. Prière de reneigner toutes les informations qui lui concerne.</w:t>
+        <w:t>- Les informations sur ces entrepises non agricole manquent, prière de les renseigner. Le montant obtenus sur les services rendus par l'entreprise ##N/A## au cours des 30 derniers jours ou durant le dernier mois où l'entreprise a fonctionné n'a pas été renseigné, prière de mettre de 0 si l'entreprise n'a pas rendu de service. Prière de renseigner les montants dans les champs (s10q46 s10q47 s10q48 s10q49 s10q50 s10q51 s10q52 s10q53 s10q54 s10q55 s10q56 s10q57), mettre 0 si l'entreprise ##N/A## n'a pas effectué des dépenses ou faire des reventes des marchandises ou des produits ou rendre de service.Cette entreprise ##N/A## dit avoir obtenu une valeur sur les marchandises vendu en etat, les marchandises vendu après transformation et les services rendus. Prière de corriger. Cette entreprise ##N/A## dit avoir obtenu une valeur sur les marchandises vendu en etat et les marchandises vendu après transformation. La main d'oeuvre familiale pour Dieneba Diallo ayant travaillé dans cette entreprise ##N/A## aucours des 12 derniers mois n'est pas renseigner. Prière de reneigner toutes les informations qui lui concerne. La main d'oeuvre sariale de Dieneba Diallo ayant travaillé dans cette entreprise ##N/A## aucours des 30 derniers jours n'est pas renseigner. Prière de reneigner toutes les informations qui lui concerne.</w:t>
       </w:r>
     </w:p>
     <w:p>
@@ -1615,7 +1615,7 @@
         <w:rPr>
           <w:sz w:val="20"/>
         </w:rPr>
-        <w:t>- L'entreprise Fabrication de beignet et fataya est généralement une entreprise commerciale ou de service dont elle ne depense pas en achat de matières premières.Elle ne transforme pas de produit donc ne peut pas obtenir un montant sur la vente des produits transformés (10.48 ou 10.49). Prière de mettre 0 pour ces questions si elles ne font pas de transformation. Le salaire qu'une personne de cette catégorie (10.62) a travaillé(e) dans cette entreprise Fabrication de beignet et fataya est élevé ou faible. Prière de confirmer cette information avec le QG ou de corriger.</w:t>
+        <w:t>- L'entreprise Fabrication de beignet et fataya est généralement une entreprise commerciale ou de service dont elle ne depense pas en achat de matières premières.Elle ne transforme pas de produit donc ne peut pas obtenir un montant sur la vente des produits transformés (10.48 ou 10.49). Prière de mettre 0 pour ces questions si elles ne font pas de transformation.</w:t>
       </w:r>
     </w:p>
     <w:p>
@@ -3448,7 +3448,7 @@
         <w:rPr>
           <w:sz w:val="20"/>
         </w:rPr>
-        <w:t xml:space="preserve">- L'entreprise fabrication de palissade dit avoir réçu une somme sur la vente de ces produits transformés (s10q48 est differnt de 0) mais n'a depensé aucune somme sur l'achat des matières premières (s10q49==0), prière de fournir de l'effort pour estimer le montant obtenu en achat de matières premières. Le salaire qu'une personne de cette catégorie (10.62) a travaillé(e) dans cette entreprise fabrication de palissade est élevé ou faible. Prière de confirmer cette information avec le QG ou de corriger. </w:t>
+        <w:t xml:space="preserve">- L'entreprise fabrication de palissade dit avoir réçu une somme sur la vente de ces produits transformés (s10q48 est differnt de 0) mais n'a depensé aucune somme sur l'achat des matières premières (s10q49==0), prière de fournir de l'effort pour estimer le montant obtenu en achat de matières premières. </w:t>
         <w:br/>
         <w:t>- Le salaire qu'une personne de cette catégorie (10.62) a travaillé(e) dans cette entreprise vente sucre et thé est élevé ou faible. Prière de confirmer cette information avec le QG ou de corriger.</w:t>
       </w:r>
@@ -4034,9 +4034,9 @@
         <w:rPr>
           <w:sz w:val="20"/>
         </w:rPr>
-        <w:t xml:space="preserve">- Les informations sur ces entrepises non agricole manquent, prière de les renseigner. Le montant obtenus sur les services rendus par l'entreprise ##N/A## au cours des 30 derniers jours ou durant le dernier mois où l'entreprise a fonctionné n'a pas été renseigné, prière de mettre de 0 si l'entreprise n'a pas rendu de service. Prière de renseigner les montants dans les champs (s10q46 s10q47 s10q48 s10q49 s10q50 s10q51 s10q52 s10q53 s10q54 s10q55 s10q56 s10q57), mettre 0 si l'entreprise ##N/A## n'a pas effectué des dépenses ou faire des reventes des marchandises ou des produits ou rendre de service.Cette entreprise ##N/A## dit avoir obtenu une valeur sur les marchandises vendu en etat, les marchandises vendu après transformation et les services rendus. Prière de corriger. Cette entreprise ##N/A## dit avoir obtenu une valeur sur les marchandises vendu en etat et les marchandises vendu après transformation. La main d'oeuvre familiale pour Fatime Diallo ayant travaillé dans cette entreprise ##N/A## aucours des 12 derniers mois n'est pas renseigner. Prière de reneigner toutes les informations qui lui concerne. La main d'oeuvre sariale de Fatime Diallo ayant travaillé dans cette entreprise ##N/A## aucours des 30 derniers jours n'est pas renseigner. Prière de reneigner toutes les informations qui lui concerne. </w:t>
+        <w:t xml:space="preserve">- Les informations sur ces entrepises non agricole manquent, prière de les renseigner. Le montant obtenus sur les services rendus par l'entreprise ##N/A## au cours des 30 derniers jours ou durant le dernier mois où l'entreprise a fonctionné n'a pas été renseigné, prière de mettre de 0 si l'entreprise n'a pas rendu de service. Prière de renseigner les montants dans les champs (s10q46 s10q47 s10q48 s10q49 s10q50 s10q51 s10q52 s10q53 s10q54 s10q55 s10q56 s10q57), mettre 0 si l'entreprise ##N/A## n'a pas effectué des dépenses ou faire des reventes des marchandises ou des produits ou rendre de service.Cette entreprise ##N/A## dit avoir obtenu une valeur sur les marchandises vendu en etat, les marchandises vendu après transformation et les services rendus. Prière de corriger. Cette entreprise ##N/A## dit avoir obtenu une valeur sur les marchandises vendu en etat et les marchandises vendu après transformation. La main d'oeuvre familiale pour Kéba Cissé ayant travaillé dans cette entreprise ##N/A## aucours des 12 derniers mois n'est pas renseigner. Prière de reneigner toutes les informations qui lui concerne. La main d'oeuvre sariale de Kéba Cissé ayant travaillé dans cette entreprise ##N/A## aucours des 30 derniers jours n'est pas renseigner. Prière de reneigner toutes les informations qui lui concerne. </w:t>
         <w:br/>
-        <w:t>- Les informations sur ces entrepises non agricole manquent, prière de les renseigner. Le montant obtenus sur les services rendus par l'entreprise ##N/A## au cours des 30 derniers jours ou durant le dernier mois où l'entreprise a fonctionné n'a pas été renseigné, prière de mettre de 0 si l'entreprise n'a pas rendu de service. Prière de renseigner les montants dans les champs (s10q46 s10q47 s10q48 s10q49 s10q50 s10q51 s10q52 s10q53 s10q54 s10q55 s10q56 s10q57), mettre 0 si l'entreprise ##N/A## n'a pas effectué des dépenses ou faire des reventes des marchandises ou des produits ou rendre de service.Cette entreprise ##N/A## dit avoir obtenu une valeur sur les marchandises vendu en etat, les marchandises vendu après transformation et les services rendus. Prière de corriger. Cette entreprise ##N/A## dit avoir obtenu une valeur sur les marchandises vendu en etat et les marchandises vendu après transformation. La main d'oeuvre familiale pour Maïmouna Cissé ayant travaillé dans cette entreprise ##N/A## aucours des 12 derniers mois n'est pas renseigner. Prière de reneigner toutes les informations qui lui concerne. La main d'oeuvre sariale de Maïmouna Cissé ayant travaillé dans cette entreprise ##N/A## aucours des 30 derniers jours n'est pas renseigner. Prière de reneigner toutes les informations qui lui concerne.</w:t>
+        <w:t>- Les informations sur ces entrepises non agricole manquent, prière de les renseigner. Le montant obtenus sur les services rendus par l'entreprise ##N/A## au cours des 30 derniers jours ou durant le dernier mois où l'entreprise a fonctionné n'a pas été renseigné, prière de mettre de 0 si l'entreprise n'a pas rendu de service. Prière de renseigner les montants dans les champs (s10q46 s10q47 s10q48 s10q49 s10q50 s10q51 s10q52 s10q53 s10q54 s10q55 s10q56 s10q57), mettre 0 si l'entreprise ##N/A## n'a pas effectué des dépenses ou faire des reventes des marchandises ou des produits ou rendre de service.Cette entreprise ##N/A## dit avoir obtenu une valeur sur les marchandises vendu en etat, les marchandises vendu après transformation et les services rendus. Prière de corriger. Cette entreprise ##N/A## dit avoir obtenu une valeur sur les marchandises vendu en etat et les marchandises vendu après transformation. La main d'oeuvre familiale pour Kéba Cissé ayant travaillé dans cette entreprise ##N/A## aucours des 12 derniers mois n'est pas renseigner. Prière de reneigner toutes les informations qui lui concerne. La main d'oeuvre sariale de Kéba Cissé ayant travaillé dans cette entreprise ##N/A## aucours des 30 derniers jours n'est pas renseigner. Prière de reneigner toutes les informations qui lui concerne.</w:t>
       </w:r>
     </w:p>
     <w:p>
@@ -4724,7 +4724,7 @@
         <w:rPr>
           <w:sz w:val="20"/>
         </w:rPr>
-        <w:t>- L'entreprise fabrication de palissade dit avoir réçu une somme sur la vente de ces produits transformés (s10q48 est differnt de 0) mais n'a depensé aucune somme sur l'achat des matières premières (s10q49==0), prière de fournir de l'effort pour estimer le montant obtenu en achat de matières premières. Le salaire qu'une personne de cette catégorie (10.62) a travaillé(e) dans cette entreprise fabrication de palissade est élevé ou faible. Prière de confirmer cette information avec le QG ou de corriger.</w:t>
+        <w:t>- L'entreprise fabrication de palissade dit avoir réçu une somme sur la vente de ces produits transformés (s10q48 est differnt de 0) mais n'a depensé aucune somme sur l'achat des matières premières (s10q49==0), prière de fournir de l'effort pour estimer le montant obtenu en achat de matières premières.</w:t>
       </w:r>
     </w:p>
     <w:p>
@@ -7426,7 +7426,7 @@
         <w:rPr>
           <w:sz w:val="20"/>
         </w:rPr>
-        <w:t>- Les informations sur ces entrepises non agricole manquent, prière de les renseigner. Le montant obtenus sur les services rendus par l'entreprise ##N/A## au cours des 30 derniers jours ou durant le dernier mois où l'entreprise a fonctionné n'a pas été renseigné, prière de mettre de 0 si l'entreprise n'a pas rendu de service. Prière de renseigner les montants dans les champs (s10q46 s10q47 s10q48 s10q49 s10q50 s10q51 s10q52 s10q53 s10q54 s10q55 s10q56 s10q57), mettre 0 si l'entreprise ##N/A## n'a pas effectué des dépenses ou faire des reventes des marchandises ou des produits ou rendre de service.Cette entreprise ##N/A## dit avoir obtenu une valeur sur les marchandises vendu en etat, les marchandises vendu après transformation et les services rendus. Prière de corriger. Cette entreprise ##N/A## dit avoir obtenu une valeur sur les marchandises vendu en etat et les marchandises vendu après transformation. La main d'oeuvre familiale pour marama fall ayant travaillé dans cette entreprise ##N/A## aucours des 12 derniers mois n'est pas renseigner. Prière de reneigner toutes les informations qui lui concerne. La main d'oeuvre sariale de marama fall ayant travaillé dans cette entreprise ##N/A## aucours des 30 derniers jours n'est pas renseigner. Prière de reneigner toutes les informations qui lui concerne. Incoherence! Dans le ménage de ASSANE DEME il y a un membre qui detient l'entreprise agriculture vivriere qui semble être de l'agriculture ou de l'élévage, prière de bien classer la nomenclature de l'entreprise s'il ne s'agit pas de l'agriculture ou de l'élévage. S'il s'agit de l'agriculture ou l'élévage prière d'enlever cette entreprise (agriculture vivriere) dans la section 10 et ajouter soit dans la section agriculture ou l'élévage pour éviter le double compte ou incomprehension.</w:t>
+        <w:t>- Les informations sur ces entrepises non agricole manquent, prière de les renseigner. Le montant obtenus sur les services rendus par l'entreprise ##N/A## au cours des 30 derniers jours ou durant le dernier mois où l'entreprise a fonctionné n'a pas été renseigné, prière de mettre de 0 si l'entreprise n'a pas rendu de service. Prière de renseigner les montants dans les champs (s10q46 s10q47 s10q48 s10q49 s10q50 s10q51 s10q52 s10q53 s10q54 s10q55 s10q56 s10q57), mettre 0 si l'entreprise ##N/A## n'a pas effectué des dépenses ou faire des reventes des marchandises ou des produits ou rendre de service.Cette entreprise ##N/A## dit avoir obtenu une valeur sur les marchandises vendu en etat, les marchandises vendu après transformation et les services rendus. Prière de corriger. Cette entreprise ##N/A## dit avoir obtenu une valeur sur les marchandises vendu en etat et les marchandises vendu après transformation. La main d'oeuvre familiale pour Abdou Deme ayant travaillé dans cette entreprise ##N/A## aucours des 12 derniers mois n'est pas renseigner. Prière de reneigner toutes les informations qui lui concerne. La main d'oeuvre sariale de Abdou Deme ayant travaillé dans cette entreprise ##N/A## aucours des 30 derniers jours n'est pas renseigner. Prière de reneigner toutes les informations qui lui concerne. Incoherence! Dans le ménage de ASSANE DEME il y a un membre qui detient l'entreprise agriculture vivriere qui semble être de l'agriculture ou de l'élévage, prière de bien classer la nomenclature de l'entreprise s'il ne s'agit pas de l'agriculture ou de l'élévage. S'il s'agit de l'agriculture ou l'élévage prière d'enlever cette entreprise (agriculture vivriere) dans la section 10 et ajouter soit dans la section agriculture ou l'élévage pour éviter le double compte ou incomprehension.</w:t>
       </w:r>
     </w:p>
     <w:p>
@@ -8102,7 +8102,7 @@
         <w:rPr>
           <w:sz w:val="20"/>
         </w:rPr>
-        <w:t>- Les informations sur ces entrepises non agricole manquent, prière de les renseigner. Le montant obtenus sur les services rendus par l'entreprise ##N/A## au cours des 30 derniers jours ou durant le dernier mois où l'entreprise a fonctionné n'a pas été renseigné, prière de mettre de 0 si l'entreprise n'a pas rendu de service. Prière de renseigner les montants dans les champs (s10q46 s10q47 s10q48 s10q49 s10q50 s10q51 s10q52 s10q53 s10q54 s10q55 s10q56 s10q57), mettre 0 si l'entreprise ##N/A## n'a pas effectué des dépenses ou faire des reventes des marchandises ou des produits ou rendre de service.Cette entreprise ##N/A## dit avoir obtenu une valeur sur les marchandises vendu en etat, les marchandises vendu après transformation et les services rendus. Prière de corriger. Cette entreprise ##N/A## dit avoir obtenu une valeur sur les marchandises vendu en etat et les marchandises vendu après transformation. La main d'oeuvre familiale pour Maré Sy ayant travaillé dans cette entreprise ##N/A## aucours des 12 derniers mois n'est pas renseigner. Prière de reneigner toutes les informations qui lui concerne. La main d'oeuvre sariale de Maré Sy ayant travaillé dans cette entreprise ##N/A## aucours des 30 derniers jours n'est pas renseigner. Prière de reneigner toutes les informations qui lui concerne.</w:t>
+        <w:t>- Les informations sur ces entrepises non agricole manquent, prière de les renseigner. Le montant obtenus sur les services rendus par l'entreprise ##N/A## au cours des 30 derniers jours ou durant le dernier mois où l'entreprise a fonctionné n'a pas été renseigné, prière de mettre de 0 si l'entreprise n'a pas rendu de service. Prière de renseigner les montants dans les champs (s10q46 s10q47 s10q48 s10q49 s10q50 s10q51 s10q52 s10q53 s10q54 s10q55 s10q56 s10q57), mettre 0 si l'entreprise ##N/A## n'a pas effectué des dépenses ou faire des reventes des marchandises ou des produits ou rendre de service.Cette entreprise ##N/A## dit avoir obtenu une valeur sur les marchandises vendu en etat, les marchandises vendu après transformation et les services rendus. Prière de corriger. Cette entreprise ##N/A## dit avoir obtenu une valeur sur les marchandises vendu en etat et les marchandises vendu après transformation. La main d'oeuvre familiale pour Momadou Sy ayant travaillé dans cette entreprise ##N/A## aucours des 12 derniers mois n'est pas renseigner. Prière de reneigner toutes les informations qui lui concerne. La main d'oeuvre sariale de Momadou Sy ayant travaillé dans cette entreprise ##N/A## aucours des 30 derniers jours n'est pas renseigner. Prière de reneigner toutes les informations qui lui concerne.</w:t>
       </w:r>
     </w:p>
     <w:p>

--- a/rapports/16_02_2026/BALDE/coh_EQ36_sup_142201040018.docx
+++ b/rapports/16_02_2026/BALDE/coh_EQ36_sup_142201040018.docx
@@ -25,7 +25,7 @@
         <w:br/>
         <w:t>Grappe: 142201040018</w:t>
         <w:br/>
-        <w:t>Date: 16/02/2026 a 12:58</w:t>
+        <w:t>Date: 16/02/2026 a 13:05</w:t>
       </w:r>
     </w:p>
     <w:p/>
@@ -188,38 +188,6 @@
                 <w:color w:val="FFFFFF"/>
               </w:rPr>
               <w:t>Nb erreurs</w:t>
-            </w:r>
-          </w:p>
-        </w:tc>
-      </w:tr>
-      <w:tr>
-        <w:tc>
-          <w:tcPr>
-            <w:tcW w:type="dxa" w:w="3324"/>
-          </w:tcPr>
-          <w:p>
-            <w:r>
-              <w:t>Section0</w:t>
-            </w:r>
-          </w:p>
-        </w:tc>
-        <w:tc>
-          <w:tcPr>
-            <w:tcW w:type="dxa" w:w="3324"/>
-          </w:tcPr>
-          <w:p>
-            <w:r>
-              <w:t>Identification et renseignements de controle</w:t>
-            </w:r>
-          </w:p>
-        </w:tc>
-        <w:tc>
-          <w:tcPr>
-            <w:tcW w:type="dxa" w:w="3324"/>
-          </w:tcPr>
-          <w:p>
-            <w:r>
-              <w:t>12</w:t>
             </w:r>
           </w:p>
         </w:tc>
@@ -348,6 +316,38 @@
           <w:p>
             <w:r>
               <w:t>12</w:t>
+            </w:r>
+          </w:p>
+        </w:tc>
+      </w:tr>
+      <w:tr>
+        <w:tc>
+          <w:tcPr>
+            <w:tcW w:type="dxa" w:w="3324"/>
+          </w:tcPr>
+          <w:p>
+            <w:r>
+              <w:t>Section0</w:t>
+            </w:r>
+          </w:p>
+        </w:tc>
+        <w:tc>
+          <w:tcPr>
+            <w:tcW w:type="dxa" w:w="3324"/>
+          </w:tcPr>
+          <w:p>
+            <w:r>
+              <w:t>Identification et renseignements de controle</w:t>
+            </w:r>
+          </w:p>
+        </w:tc>
+        <w:tc>
+          <w:tcPr>
+            <w:tcW w:type="dxa" w:w="3324"/>
+          </w:tcPr>
+          <w:p>
+            <w:r>
+              <w:t>11</w:t>
             </w:r>
           </w:p>
         </w:tc>
@@ -996,7 +996,7 @@
         <w:rPr>
           <w:sz w:val="20"/>
         </w:rPr>
-        <w:t>- Avertissement!!! Le ménage a consommé 4 Paquet Moyen de Thé en sachet, cette quantité semble anormale pour une consommation des 7 derniers jours.Prière de corriger ou de confirmer avec le QG. Avertissement!! le prix unitaire (100 Fcfa) de Thé en sachet (unité: Paquet) de taille Moyen est très faible ou élevé. Prière de corriger ou de confirmer avec le QG. Incohérence!! Dans ce ménage, chaque individus consomme par jour 22.9681 Kg  de cereale; Prière de revoir les quantités prises de ces produits.</w:t>
+        <w:t>- Attention ! Le prix unitaire d'achat (50 Fcfa) de Cube alimentaire (Maggi, Jumbo, ) en Cube (Moyen) est relativement élevé par rapport aux autres prix observés dans cette zone. Prière de corriger ou de confirmer avec le QG. Avertissement!!! Le ménage a consommé 4 Paquet Moyen de Thé en sachet, cette quantité semble anormale pour une consommation des 7 derniers jours.Prière de corriger ou de confirmer avec le QG. Avertissement!! le prix unitaire (100 Fcfa) de Thé en sachet (unité: Paquet) de taille Moyen est très faible ou élevé. Prière de corriger ou de confirmer avec le QG. Incohérence!! Dans ce ménage, chaque individus consomme par jour 43.1327 Kg  de cereale; Prière de revoir les quantités prises de ces produits.</w:t>
       </w:r>
     </w:p>
     <w:p>
@@ -1059,7 +1059,7 @@
         <w:rPr>
           <w:sz w:val="20"/>
         </w:rPr>
-        <w:t>- Les informations sur ces entrepises non agricole manquent, prière de les renseigner. Le montant obtenus sur les services rendus par l'entreprise ##N/A## au cours des 30 derniers jours ou durant le dernier mois où l'entreprise a fonctionné n'a pas été renseigné, prière de mettre de 0 si l'entreprise n'a pas rendu de service. Prière de renseigner les montants dans les champs (s10q46 s10q47 s10q48 s10q49 s10q50 s10q51 s10q52 s10q53 s10q54 s10q55 s10q56 s10q57), mettre 0 si l'entreprise ##N/A## n'a pas effectué des dépenses ou faire des reventes des marchandises ou des produits ou rendre de service.Cette entreprise ##N/A## dit avoir obtenu une valeur sur les marchandises vendu en etat, les marchandises vendu après transformation et les services rendus. Prière de corriger. Cette entreprise ##N/A## dit avoir obtenu une valeur sur les marchandises vendu en etat et les marchandises vendu après transformation. La main d'oeuvre familiale pour Dieneba Diallo ayant travaillé dans cette entreprise ##N/A## aucours des 12 derniers mois n'est pas renseigner. Prière de reneigner toutes les informations qui lui concerne. La main d'oeuvre sariale de Dieneba Diallo ayant travaillé dans cette entreprise ##N/A## aucours des 30 derniers jours n'est pas renseigner. Prière de reneigner toutes les informations qui lui concerne.</w:t>
+        <w:t>- Les informations sur ces entrepises non agricole manquent, prière de les renseigner. Le montant obtenus sur les services rendus par l'entreprise ##N/A## au cours des 30 derniers jours ou durant le dernier mois où l'entreprise a fonctionné n'a pas été renseigné, prière de mettre de 0 si l'entreprise n'a pas rendu de service. Prière de renseigner les montants dans les champs (s10q46 s10q47 s10q48 s10q49 s10q50 s10q51 s10q52 s10q53 s10q54 s10q55 s10q56 s10q57), mettre 0 si l'entreprise ##N/A## n'a pas effectué des dépenses ou faire des reventes des marchandises ou des produits ou rendre de service.Cette entreprise ##N/A## dit avoir obtenu une valeur sur les marchandises vendu en etat, les marchandises vendu après transformation et les services rendus. Prière de corriger. Cette entreprise ##N/A## dit avoir obtenu une valeur sur les marchandises vendu en etat et les marchandises vendu après transformation. La main d'oeuvre familiale pour Awa Diallo ayant travaillé dans cette entreprise ##N/A## aucours des 12 derniers mois n'est pas renseigner. Prière de reneigner toutes les informations qui lui concerne. La main d'oeuvre sariale de Awa Diallo ayant travaillé dans cette entreprise ##N/A## aucours des 30 derniers jours n'est pas renseigner. Prière de reneigner toutes les informations qui lui concerne.</w:t>
       </w:r>
     </w:p>
     <w:p>
@@ -1552,7 +1552,7 @@
         <w:rPr>
           <w:sz w:val="20"/>
         </w:rPr>
-        <w:t>- Attention ! Le prix unitaire d'achat (25 Fcfa) de Vinaigre de vin en Sachets (Petit) est relativement faible par rapport aux autres prix observés dans cette zone. Prière de corriger ou de confirmer avec le QG. Avertissement!!! Le ménage a consommé 7 Paquet Moyen de Thé en sachet, cette quantité semble anormale pour une consommation des 7 derniers jours.Prière de corriger ou de confirmer avec le QG. Avertissement!! le prix unitaire (100 Fcfa) de Thé en sachet (unité: Paquet) de taille Moyen est très faible ou élevé. Prière de corriger ou de confirmer avec le QG. Incohérence!! Dans ce ménage, chaque individus consomme par jour 68.1075 Kg  de cereale; Prière de revoir les quantités prises de ces produits. Incohérence!! Dans ce ménage, chaque individus consomme par jour 68.1075 Kg  de cereale; Prière de revoir les quantités prises de ces produits. Incohérence!! Dans ce ménage, chaque individus consomme par jour 68.1075 Kg  de cereale; Prière de revoir les quantités prises de ces produits. Incohérence!! Dans ce ménage, chaque individus consomme par jour 68.1075 Kg  de cereale; Prière de revoir les quantités prises de ces produits.</w:t>
+        <w:t>- Attention ! Le prix unitaire d'achat (25 Fcfa) de Vinaigre de vin en Sachets (Petit) est relativement faible par rapport aux autres prix observés dans cette zone. Prière de corriger ou de confirmer avec le QG. Avertissement!!! Le ménage a consommé 7 Paquet Moyen de Thé en sachet, cette quantité semble anormale pour une consommation des 7 derniers jours.Prière de corriger ou de confirmer avec le QG. Avertissement!! le prix unitaire (100 Fcfa) de Thé en sachet (unité: Paquet) de taille Moyen est très faible ou élevé. Prière de corriger ou de confirmer avec le QG. Incohérence!! Dans ce ménage, chaque individus consomme par jour 109.9379 Kg  de cereale; Prière de revoir les quantités prises de ces produits. Incohérence!! Dans ce ménage, chaque individus consomme par jour 109.9379 Kg  de cereale; Prière de revoir les quantités prises de ces produits. Incohérence!! Dans ce ménage, chaque individus consomme par jour 109.9379 Kg  de cereale; Prière de revoir les quantités prises de ces produits. Incohérence!! Dans ce ménage, chaque individus consomme par jour 109.9379 Kg  de cereale; Prière de revoir les quantités prises de ces produits.</w:t>
       </w:r>
     </w:p>
     <w:p>
@@ -2196,7 +2196,7 @@
         <w:rPr>
           <w:sz w:val="20"/>
         </w:rPr>
-        <w:t>- Attention ! Le prix unitaire d'achat (500 Fcfa) de Aubergine sauvage  en Tas (Moyen) est relativement élevé par rapport aux autres prix observés dans cette zone. Prière de corriger ou de confirmer avec le QG. Avertissement!!! Le ménage a consommé 4 Paquet Petit de Thé en sachet, cette quantité semble anormale pour une consommation des 7 derniers jours.Prière de corriger ou de confirmer avec le QG. Avertissement!! le prix unitaire (100 Fcfa) de Thé en sachet (unité: Paquet) de taille Petit est très faible ou élevé. Prière de corriger ou de confirmer avec le QG. Incohérence!! Dans ce ménage, chaque individus consomme par jour 56.5625 Kg  de cereale; Prière de revoir les quantités prises de ces produits.</w:t>
+        <w:t>- Attention ! Le prix unitaire d'achat (500 Fcfa) de Aubergine sauvage  en Tas (Moyen) est relativement élevé par rapport aux autres prix observés dans cette zone. Prière de corriger ou de confirmer avec le QG. Avertissement!!! Le ménage a consommé 4 Paquet Petit de Thé en sachet, cette quantité semble anormale pour une consommation des 7 derniers jours.Prière de corriger ou de confirmer avec le QG. Avertissement!! le prix unitaire (100 Fcfa) de Thé en sachet (unité: Paquet) de taille Petit est très faible ou élevé. Prière de corriger ou de confirmer avec le QG. Incohérence!! Dans ce ménage, chaque individus consomme par jour 95.72321 Kg  de cereale; Prière de revoir les quantités prises de ces produits.</w:t>
       </w:r>
     </w:p>
     <w:p>
@@ -2720,7 +2720,7 @@
         <w:rPr>
           <w:sz w:val="20"/>
         </w:rPr>
-        <w:t>- Avertissement!!! Le ménage a consommé 17 Sachets Moyen de Sucre en poudre , cette quantité semble anormale pour une consommation des 7 derniers jours.Prière de corriger ou de confirmer avec le QG. Avertissement!!! Le ménage a consommé 21 Paquet Moyen de Thé en sachet, cette quantité semble anormale pour une consommation des 7 derniers jours.Prière de corriger ou de confirmer avec le QG. Avertissement!! le prix unitaire (100 Fcfa) de Thé en sachet (unité: Paquet) de taille Moyen est très faible ou élevé. Prière de corriger ou de confirmer avec le QG. Incohérence!! Dans ce ménage, chaque individus consomme par jour 37.44191 Kg  de cereale; Prière de revoir les quantités prises de ces produits. Incohérence!! Dans ce ménage, chaque individus consomme par jour 37.44191 Kg  de cereale; Prière de revoir les quantités prises de ces produits.</w:t>
+        <w:t>- Attention ! Le prix unitaire d'achat (200 Fcfa) de Mâchoiron séchée (Kon) en Pièce (Petit) est relativement élevé par rapport aux autres prix observés dans cette zone. Prière de corriger ou de confirmer avec le QG. Avertissement!!! Le ménage a consommé 17 Sachets Moyen de Sucre en poudre , cette quantité semble anormale pour une consommation des 7 derniers jours.Prière de corriger ou de confirmer avec le QG. Avertissement!!! Le ménage a consommé 21 Paquet Moyen de Thé en sachet, cette quantité semble anormale pour une consommation des 7 derniers jours.Prière de corriger ou de confirmer avec le QG. Avertissement!! le prix unitaire (100 Fcfa) de Thé en sachet (unité: Paquet) de taille Moyen est très faible ou élevé. Prière de corriger ou de confirmer avec le QG. Incohérence!! Dans ce ménage, chaque individus consomme par jour 66.18857 Kg  de cereale; Prière de revoir les quantités prises de ces produits. Incohérence!! Dans ce ménage, chaque individus consomme par jour 66.18857 Kg  de cereale; Prière de revoir les quantités prises de ces produits.</w:t>
       </w:r>
     </w:p>
     <w:p>
@@ -2762,7 +2762,7 @@
         <w:rPr>
           <w:sz w:val="20"/>
         </w:rPr>
-        <w:t xml:space="preserve">- Incoherence! Le nombre de cultures dans la parcelle un parcelle est de 5 cultures qui semble trop élévé ou non renseigné, prière de corriger. La quantité de fumure appliquée dans la parcelle un parcelle est de 98  qui semble élevé ou ne sait pas, prière de fournir d'effort pour estimer la quantité afin de corriger. Le document légal (titre, acte, certificat etc. ) qui affirme votre possession de la parcelle un parcelle est  et semble exister dans les modalités, prière de prendre attache avec le QG pour plus d'explication afin de la classer bien. La principale source d'eau de la parcelle un parcelle est puis et semble exister dans les modalités, prière de prendre attache avec le QG pour plus d'explication afin de la classer bien. </w:t>
+        <w:t xml:space="preserve">- Incoherence! Le nombre de cultures dans la parcelle un parcelle est de 5 cultures qui semble trop élévé ou non renseigné, prière de corriger. La quantité de fumure appliquée dans la parcelle un parcelle est de 98  qui semble élevé ou ne sait pas, prière de fournir d'effort pour estimer la quantité afin de corriger. Le document légal (titre, acte, certificat etc. ) qui affirme votre possession de la parcelle un parcelle est  et semble exister dans les modalités, prière de prendre attache avec le QG pour plus d'explication afin de la classer bien. </w:t>
         <w:br/>
         <w:t xml:space="preserve">- La parcelle un parcelle n'a pas été mésurée pour des raisons comme qu'elle est trop petite, GPS en panne et que le Ménage indisponible. Nous vous rappelons que ces raisons ne passent pas pour la non mesure des parcelles prière de les mésurer. Le document légal (titre, acte, certificat etc. ) qui affirme votre possession de la parcelle un parcelle est  et semble exister dans les modalités, prière de prendre attache avec le QG pour plus d'explication afin de la classer bien. </w:t>
         <w:br/>
@@ -2832,37 +2832,6 @@
           <w:color w:val="4672C4"/>
           <w:sz w:val="22"/>
         </w:rPr>
-        <w:t>&gt;&gt; Section18c - Cueillette</w:t>
-      </w:r>
-    </w:p>
-    <w:p>
-      <w:pPr>
-        <w:ind w:left="283"/>
-      </w:pPr>
-      <w:r>
-        <w:rPr>
-          <w:sz w:val="20"/>
-        </w:rPr>
-        <w:t xml:space="preserve">- Prière de renseigner la valeur de ce produit consommé ou stocké par votre ménage au cours des 12 derniers mois, prière de fournir d'effort pour avoir une estimation (s18cq03) au lieu de 9999. </w:t>
-        <w:br/>
-        <w:t xml:space="preserve">- Prière de renseigner la valeur de ce produit consommé ou stocké par votre ménage au cours des 12 derniers mois, prière de fournir d'effort pour avoir une estimation (s18cq03) au lieu de 9999. </w:t>
-        <w:br/>
-        <w:t xml:space="preserve">- Prière de renseigner la valeur de ce produit consommé ou stocké par votre ménage au cours des 12 derniers mois, prière de fournir d'effort pour avoir une estimation (s18cq03) au lieu de 9999. </w:t>
-        <w:br/>
-        <w:t xml:space="preserve">- Prière de renseigner la valeur de ce produit consommé ou stocké par votre ménage au cours des 12 derniers mois, prière de fournir d'effort pour avoir une estimation (s18cq03) au lieu de 9999. </w:t>
-        <w:br/>
-        <w:t xml:space="preserve">- Prière de renseigner la valeur de ce produit consommé ou stocké par votre ménage au cours des 12 derniers mois, prière de fournir d'effort pour avoir une estimation (s18cq03) au lieu de 9999. Prière de renseigner le montant que ces ventes ont rapporté au ménage au cours des 12 derniers mois, prière de fournir d'effort pour avoir une estimation (s18cq05) au lieu de 9999. Prière de renseigner l'unité de temps pour la question s18cq05. </w:t>
-        <w:br/>
-        <w:t>- Prière de renseigner la valeur de ce produit consommé ou stocké par votre ménage au cours des 12 derniers mois, prière de fournir d'effort pour avoir une estimation (s18cq03) au lieu de 9999. Prière de renseigner le montant que ces ventes ont rapporté au ménage au cours des 12 derniers mois, prière de fournir d'effort pour avoir une estimation (s18cq05) au lieu de 9999. Prière de renseigner l'unité de temps pour la question s18cq05.</w:t>
-      </w:r>
-    </w:p>
-    <w:p>
-      <w:r>
-        <w:rPr>
-          <w:b/>
-          <w:color w:val="4672C4"/>
-          <w:sz w:val="22"/>
-        </w:rPr>
         <w:t>&gt;&gt; Section19 - Equipements agricoles</w:t>
       </w:r>
     </w:p>
@@ -2875,8 +2844,6 @@
           <w:sz w:val="20"/>
         </w:rPr>
         <w:t xml:space="preserve">- Attention ! Herse a été achété à 6000 Fcfa est relativement élevé par rapport aux autres prix d'achat observés dans cette zone. Prière de corriger ou de confirmer avec le QG. Attention ! Herse a été revendu à 6000 Fcfa qui est relativement élevé par rapport aux autres prix de revente observés dans cette zone. Prière de corriger ou de confirmer avec le QG. </w:t>
-        <w:br/>
-        <w:t xml:space="preserve">- Attention ! Houe/daba/hilaire a été achété à 40000 Fcfa est relativement élevé par rapport aux autres prix d'achat observés dans cette zone. Prière de corriger ou de confirmer avec le QG. Attention ! Houe/daba/hilaire a été revendu à 40000 Fcfa qui est relativement élevé par rapport aux autres prix de revente observés dans cette zone. Prière de corriger ou de confirmer avec le QG. </w:t>
         <w:br/>
         <w:t xml:space="preserve">- Attention ! Machette a été revendu à 5000 Fcfa qui est relativement élevé par rapport aux autres prix de revente observés dans cette zone. Prière de corriger ou de confirmer avec le QG. </w:t>
         <w:br/>
@@ -3427,7 +3394,7 @@
         <w:rPr>
           <w:sz w:val="20"/>
         </w:rPr>
-        <w:t>- Avertissement!!! Le ménage a consommé 14 Paquet Petit de Thé en sachet, cette quantité semble anormale pour une consommation des 7 derniers jours.Prière de corriger ou de confirmer avec le QG. Avertissement!! le prix unitaire (100 Fcfa) de Thé en sachet (unité: Paquet) de taille Petit est très faible ou élevé. Prière de corriger ou de confirmer avec le QG. Avertissement!!! Le ménage a consommé 14 Sachets Petit de Sucre en poudre , cette quantité semble anormale pour une consommation des 7 derniers jours.Prière de corriger ou de confirmer avec le QG. Incohérence!! Dans ce ménage, chaque individus consomme par jour 18.94238 Kg  de cereale; Prière de revoir les quantités prises de ces produits. Incohérence!! Dans ce ménage, chaque individus consomme par jour 18.94238 Kg  de cereale; Prière de revoir les quantités prises de ces produits. Le prix d'achat unitaire (320 Fcfa) de Riz importé parfumé en Sac (50 Kg) de taille taille unique est très faible, prière de regarder les reponses prises dans les questions s07bq07a s07bq07b s07bq07c s07bq08 pour mieux corriger. Attention ! Le prix unitaire d'achat (320 Fcfa) de Riz importé parfumé en Sac (50 Kg) (taille unique) est relativement faible par rapport aux autres prix observés dans cette zone. Prière de corriger ou de confirmer avec le QG.</w:t>
+        <w:t>- Avertissement!!! Le ménage a consommé 14 Paquet Petit de Thé en sachet, cette quantité semble anormale pour une consommation des 7 derniers jours.Prière de corriger ou de confirmer avec le QG. Avertissement!! le prix unitaire (100 Fcfa) de Thé en sachet (unité: Paquet) de taille Petit est très faible ou élevé. Prière de corriger ou de confirmer avec le QG. Avertissement!!! Le ménage a consommé 14 Sachets Petit de Sucre en poudre , cette quantité semble anormale pour une consommation des 7 derniers jours.Prière de corriger ou de confirmer avec le QG. Incohérence!! Dans ce ménage, chaque individus consomme par jour 35.91107 Kg  de cereale; Prière de revoir les quantités prises de ces produits. Incohérence!! Dans ce ménage, chaque individus consomme par jour 35.91107 Kg  de cereale; Prière de revoir les quantités prises de ces produits. Le prix d'achat unitaire (320 Fcfa) de Riz importé parfumé en Sac (50 Kg) de taille taille unique est très faible, prière de regarder les reponses prises dans les questions s07bq07a s07bq07b s07bq07c s07bq08 pour mieux corriger. Attention ! Le prix unitaire d'achat (320 Fcfa) de Riz importé parfumé en Sac (50 Kg) (taille unique) est relativement faible par rapport aux autres prix observés dans cette zone. Prière de corriger ou de confirmer avec le QG.</w:t>
       </w:r>
     </w:p>
     <w:p>
@@ -3448,7 +3415,7 @@
         <w:rPr>
           <w:sz w:val="20"/>
         </w:rPr>
-        <w:t xml:space="preserve">- L'entreprise fabrication de palissade dit avoir réçu une somme sur la vente de ces produits transformés (s10q48 est differnt de 0) mais n'a depensé aucune somme sur l'achat des matières premières (s10q49==0), prière de fournir de l'effort pour estimer le montant obtenu en achat de matières premières. </w:t>
+        <w:t xml:space="preserve">- L'entreprise fabrication de palissade dit avoir réçu une somme sur la vente de ces produits transformés (s10q48 est differnt de 0) mais n'a depensé aucune somme sur l'achat des matières premières (s10q49==0), prière de fournir de l'effort pour estimer le montant obtenu en achat de matières premières. Le salaire qu'une personne de cette catégorie (10.62) a travaillé(e) dans cette entreprise fabrication de palissade est élevé ou faible. Prière de confirmer cette information avec le QG ou de corriger. </w:t>
         <w:br/>
         <w:t>- Le salaire qu'une personne de cette catégorie (10.62) a travaillé(e) dans cette entreprise vente sucre et thé est élevé ou faible. Prière de confirmer cette information avec le QG ou de corriger.</w:t>
       </w:r>
@@ -3521,13 +3488,13 @@
         <w:rPr>
           <w:sz w:val="20"/>
         </w:rPr>
-        <w:t xml:space="preserve">- Attention ! Machette a été revendu à 3000 Fcfa qui est relativement élevé par rapport aux autres prix de revente observés dans cette zone. Prière de corriger ou de confirmer avec le QG. </w:t>
+        <w:t xml:space="preserve">- Attention ! Faucheuse a été revendu à 2500 Fcfa qui est relativement élevé par rapport aux autres prix de revente observés dans cette zone. Prière de corriger ou de confirmer avec le QG. </w:t>
         <w:br/>
         <w:t xml:space="preserve">- Avertissement!! L'âge (28 ans)  de Charrettes dans ce ménage semble être élevé, prière de corriger ou confirmer avec le QG. </w:t>
         <w:br/>
         <w:t xml:space="preserve">- Avertissement!! L'âge (30 ans)  de Semoir dans ce ménage semble être élevé, prière de corriger ou confirmer avec le QG. Avertissement!! Le prix d'achat (25000 FCFA) de Semoir est inférieur aux prix de revente (150000 FCFA), prière de verifier et corriger ou confirmer l'information avec le QG. </w:t>
         <w:br/>
-        <w:t>- Avertissement!! L'âge (32 ans)  de Charrue dans ce ménage semble être élevé, prière de corriger ou confirmer avec le QG. Avertissement!! Le prix d'achat (15000 FCFA) de Charrue est inférieur aux prix de revente (75000 FCFA), prière de verifier et corriger ou confirmer l'information avec le QG. Attention ! Charrue a été achété à 15000 Fcfa est relativement faible par rapport aux autres prix d'achat observés dans cette zone. Prière de corriger ou de confirmer avec le QG. Attention ! Charrue a été revendu à 15000 Fcfa qui est relativement faible par rapport aux autres prix de revente observés dans cette zone. Prière de corriger ou de confirmer avec le QG.</w:t>
+        <w:t>- Avertissement!! L'âge (32 ans)  de Charrue dans ce ménage semble être élevé, prière de corriger ou confirmer avec le QG. Avertissement!! Le prix d'achat (15000 FCFA) de Charrue est inférieur aux prix de revente (75000 FCFA), prière de verifier et corriger ou confirmer l'information avec le QG.</w:t>
       </w:r>
     </w:p>
     <w:p>
@@ -3992,7 +3959,7 @@
         <w:rPr>
           <w:sz w:val="20"/>
         </w:rPr>
-        <w:t>- Avertissement!!! Le ménage a consommé 21 Sachets Petit de Sucre en poudre , cette quantité semble anormale pour une consommation des 7 derniers jours.Prière de corriger ou de confirmer avec le QG. Avertissement!!! Le ménage a consommé 7 Paquet Petit de Thé en sachet, cette quantité semble anormale pour une consommation des 7 derniers jours.Prière de corriger ou de confirmer avec le QG. Avertissement!! le prix unitaire (100 Fcfa) de Thé en sachet (unité: Paquet) de taille Petit est très faible ou élevé. Prière de corriger ou de confirmer avec le QG. Incohérence!! Dans ce ménage, chaque individus consomme par jour 40.44571 Kg  de cereale; Prière de revoir les quantités prises de ces produits. Incohérence!! Dans ce ménage, chaque individus consomme par jour 40.44571 Kg  de cereale; Prière de revoir les quantités prises de ces produits. Le prix d'achat unitaire (125 Fcfa) de Aubergine   en Kg de taille  taille unique  est très faible, prière de regarder les reponses prises dans les questions s07bq07a s07bq07b s07bq07c s07bq08 pour mieux corriger.</w:t>
+        <w:t>- Avertissement!!! Le ménage a consommé 21 Sachets Petit de Sucre en poudre , cette quantité semble anormale pour une consommation des 7 derniers jours.Prière de corriger ou de confirmer avec le QG. Avertissement!!! Le ménage a consommé 7 Paquet Petit de Thé en sachet, cette quantité semble anormale pour une consommation des 7 derniers jours.Prière de corriger ou de confirmer avec le QG. Avertissement!! le prix unitaire (100 Fcfa) de Thé en sachet (unité: Paquet) de taille Petit est très faible ou élevé. Prière de corriger ou de confirmer avec le QG. Incohérence!! Dans ce ménage, chaque individus consomme par jour 65.59667 Kg  de cereale; Prière de revoir les quantités prises de ces produits. Incohérence!! Dans ce ménage, chaque individus consomme par jour 65.59667 Kg  de cereale; Prière de revoir les quantités prises de ces produits. Le prix d'achat unitaire (125 Fcfa) de Aubergine   en Kg de taille  taille unique  est très faible, prière de regarder les reponses prises dans les questions s07bq07a s07bq07b s07bq07c s07bq08 pour mieux corriger.</w:t>
       </w:r>
     </w:p>
     <w:p>
@@ -4034,9 +4001,9 @@
         <w:rPr>
           <w:sz w:val="20"/>
         </w:rPr>
-        <w:t xml:space="preserve">- Les informations sur ces entrepises non agricole manquent, prière de les renseigner. Le montant obtenus sur les services rendus par l'entreprise ##N/A## au cours des 30 derniers jours ou durant le dernier mois où l'entreprise a fonctionné n'a pas été renseigné, prière de mettre de 0 si l'entreprise n'a pas rendu de service. Prière de renseigner les montants dans les champs (s10q46 s10q47 s10q48 s10q49 s10q50 s10q51 s10q52 s10q53 s10q54 s10q55 s10q56 s10q57), mettre 0 si l'entreprise ##N/A## n'a pas effectué des dépenses ou faire des reventes des marchandises ou des produits ou rendre de service.Cette entreprise ##N/A## dit avoir obtenu une valeur sur les marchandises vendu en etat, les marchandises vendu après transformation et les services rendus. Prière de corriger. Cette entreprise ##N/A## dit avoir obtenu une valeur sur les marchandises vendu en etat et les marchandises vendu après transformation. La main d'oeuvre familiale pour Kéba Cissé ayant travaillé dans cette entreprise ##N/A## aucours des 12 derniers mois n'est pas renseigner. Prière de reneigner toutes les informations qui lui concerne. La main d'oeuvre sariale de Kéba Cissé ayant travaillé dans cette entreprise ##N/A## aucours des 30 derniers jours n'est pas renseigner. Prière de reneigner toutes les informations qui lui concerne. </w:t>
+        <w:t xml:space="preserve">- Les informations sur ces entrepises non agricole manquent, prière de les renseigner. Le montant obtenus sur les services rendus par l'entreprise ##N/A## au cours des 30 derniers jours ou durant le dernier mois où l'entreprise a fonctionné n'a pas été renseigné, prière de mettre de 0 si l'entreprise n'a pas rendu de service. Prière de renseigner les montants dans les champs (s10q46 s10q47 s10q48 s10q49 s10q50 s10q51 s10q52 s10q53 s10q54 s10q55 s10q56 s10q57), mettre 0 si l'entreprise ##N/A## n'a pas effectué des dépenses ou faire des reventes des marchandises ou des produits ou rendre de service.Cette entreprise ##N/A## dit avoir obtenu une valeur sur les marchandises vendu en etat, les marchandises vendu après transformation et les services rendus. Prière de corriger. Cette entreprise ##N/A## dit avoir obtenu une valeur sur les marchandises vendu en etat et les marchandises vendu après transformation. La main d'oeuvre familiale pour Aïssatou Cissé ayant travaillé dans cette entreprise ##N/A## aucours des 12 derniers mois n'est pas renseigner. Prière de reneigner toutes les informations qui lui concerne. La main d'oeuvre sariale de Aïssatou Cissé ayant travaillé dans cette entreprise ##N/A## aucours des 30 derniers jours n'est pas renseigner. Prière de reneigner toutes les informations qui lui concerne. </w:t>
         <w:br/>
-        <w:t>- Les informations sur ces entrepises non agricole manquent, prière de les renseigner. Le montant obtenus sur les services rendus par l'entreprise ##N/A## au cours des 30 derniers jours ou durant le dernier mois où l'entreprise a fonctionné n'a pas été renseigné, prière de mettre de 0 si l'entreprise n'a pas rendu de service. Prière de renseigner les montants dans les champs (s10q46 s10q47 s10q48 s10q49 s10q50 s10q51 s10q52 s10q53 s10q54 s10q55 s10q56 s10q57), mettre 0 si l'entreprise ##N/A## n'a pas effectué des dépenses ou faire des reventes des marchandises ou des produits ou rendre de service.Cette entreprise ##N/A## dit avoir obtenu une valeur sur les marchandises vendu en etat, les marchandises vendu après transformation et les services rendus. Prière de corriger. Cette entreprise ##N/A## dit avoir obtenu une valeur sur les marchandises vendu en etat et les marchandises vendu après transformation. La main d'oeuvre familiale pour Kéba Cissé ayant travaillé dans cette entreprise ##N/A## aucours des 12 derniers mois n'est pas renseigner. Prière de reneigner toutes les informations qui lui concerne. La main d'oeuvre sariale de Kéba Cissé ayant travaillé dans cette entreprise ##N/A## aucours des 30 derniers jours n'est pas renseigner. Prière de reneigner toutes les informations qui lui concerne.</w:t>
+        <w:t>- Les informations sur ces entrepises non agricole manquent, prière de les renseigner. Le montant obtenus sur les services rendus par l'entreprise ##N/A## au cours des 30 derniers jours ou durant le dernier mois où l'entreprise a fonctionné n'a pas été renseigné, prière de mettre de 0 si l'entreprise n'a pas rendu de service. Prière de renseigner les montants dans les champs (s10q46 s10q47 s10q48 s10q49 s10q50 s10q51 s10q52 s10q53 s10q54 s10q55 s10q56 s10q57), mettre 0 si l'entreprise ##N/A## n'a pas effectué des dépenses ou faire des reventes des marchandises ou des produits ou rendre de service.Cette entreprise ##N/A## dit avoir obtenu une valeur sur les marchandises vendu en etat, les marchandises vendu après transformation et les services rendus. Prière de corriger. Cette entreprise ##N/A## dit avoir obtenu une valeur sur les marchandises vendu en etat et les marchandises vendu après transformation. La main d'oeuvre familiale pour Fatime Diallo ayant travaillé dans cette entreprise ##N/A## aucours des 12 derniers mois n'est pas renseigner. Prière de reneigner toutes les informations qui lui concerne. La main d'oeuvre sariale de Fatime Diallo ayant travaillé dans cette entreprise ##N/A## aucours des 30 derniers jours n'est pas renseigner. Prière de reneigner toutes les informations qui lui concerne.</w:t>
       </w:r>
     </w:p>
     <w:p>
@@ -4524,7 +4491,7 @@
         <w:rPr>
           <w:sz w:val="20"/>
         </w:rPr>
-        <w:t xml:space="preserve">- Peu probable! Alpha Diallo  n'arrive pas  à comprendre un petit texte lu dans une langue locale (s02q03). Veuillez corriger ou donner des explications au QG. </w:t>
+        <w:t xml:space="preserve">- Peu probable! Alpha Diallo  n'arrive pas  à comprendre un petit texte lu dans une langue locale (s02q03). Veuillez corriger ou donner des explications au QG. Attention ! Le frais de scolarité (8500 Fcfa) de Alpha Diallo en 5ème année de Primaire est relativement élevé par rapport aux autres frais de scolarités observés dans cette zone. Prière de corriger ou de confirmer avec le QG. </w:t>
         <w:br/>
         <w:t xml:space="preserve">- Peu probable! Demba Diallo  n'arrive pas  à comprendre un petit texte lu dans une langue locale (s02q03). Veuillez corriger ou donner des explications au QG. </w:t>
         <w:br/>
@@ -4661,7 +4628,7 @@
         <w:rPr>
           <w:sz w:val="20"/>
         </w:rPr>
-        <w:t>- Attention ! Le prix unitaire d'achat (200 Fcfa) de Pain traditionnel (Baguette) en miche (Moyen) est relativement élevé par rapport aux autres prix observés dans cette zone. Prière de corriger ou de confirmer avec le QG. Attention ! Le prix unitaire d'achat (50 Fcfa) de Caramel, bonbons, confiseries, etc. en Pièce (Petit) est relativement élevé par rapport aux autres prix observés dans cette zone. Prière de corriger ou de confirmer avec le QG. Avertissement!!! Le ménage a consommé 15 Paquet Petit de Thé en sachet, cette quantité semble anormale pour une consommation des 7 derniers jours.Prière de corriger ou de confirmer avec le QG. Avertissement!! le prix unitaire (100 Fcfa) de Thé en sachet (unité: Paquet) de taille Petit est très faible ou élevé. Prière de corriger ou de confirmer avec le QG. Avertissement!!! Le ménage a consommé 28 Litre taille unique de Lait frais de vache, cette quantité semble anormale pour une consommation des 7 derniers jours.Prière de corriger ou de confirmer avec le QG. Difficile de consommer le Sel en Boite (Autre que la boite/pot de tomate) Tres petit prière de verifier. Incohérence!! Dans ce ménage, chaque individus consomme par jour 29.4146 Kg  de cereale; Prière de revoir les quantités prises de ces produits. Le ménage a consommé 35 Sac (50 Kg) taille unique de Riz importé parfumé, cette quantité semble anormale pour une consommation des 7 derniers jours. prière de verifier et corriger ou confirmer avec le QG. Le prix d'achat unitaire (310 Fcfa) de Riz importé parfumé en Sac (50 Kg) de taille taille unique est très faible, prière de regarder les reponses prises dans les questions s07bq07a s07bq07b s07bq07c s07bq08 pour mieux corriger. Attention ! Le prix unitaire d'achat (310 Fcfa) de Riz importé parfumé en Sac (50 Kg) (taille unique) est relativement faible par rapport aux autres prix observés dans cette zone. Prière de corriger ou de confirmer avec le QG.</w:t>
+        <w:t>- Attention ! Le prix unitaire d'achat (200 Fcfa) de Pain traditionnel (Baguette) en miche (Moyen) est relativement élevé par rapport aux autres prix observés dans cette zone. Prière de corriger ou de confirmer avec le QG. Attention ! Le prix unitaire d'achat (50 Fcfa) de Caramel, bonbons, confiseries, etc. en Pièce (Petit) est relativement élevé par rapport aux autres prix observés dans cette zone. Prière de corriger ou de confirmer avec le QG. Avertissement!!! Le ménage a consommé 15 Paquet Petit de Thé en sachet, cette quantité semble anormale pour une consommation des 7 derniers jours.Prière de corriger ou de confirmer avec le QG. Avertissement!! le prix unitaire (100 Fcfa) de Thé en sachet (unité: Paquet) de taille Petit est très faible ou élevé. Prière de corriger ou de confirmer avec le QG. Avertissement!!! Le ménage a consommé 28 Litre taille unique de Lait frais de vache, cette quantité semble anormale pour une consommation des 7 derniers jours.Prière de corriger ou de confirmer avec le QG. Difficile de consommer le Sel en Boite (Autre que la boite/pot de tomate) Tres petit prière de verifier. Incohérence!! Dans ce ménage, chaque individus consomme par jour 50.88683 Kg  de cereale; Prière de revoir les quantités prises de ces produits. Le ménage a consommé 35 Sac (50 Kg) taille unique de Riz importé parfumé, cette quantité semble anormale pour une consommation des 7 derniers jours. prière de verifier et corriger ou confirmer avec le QG. Le prix d'achat unitaire (310 Fcfa) de Riz importé parfumé en Sac (50 Kg) de taille taille unique est très faible, prière de regarder les reponses prises dans les questions s07bq07a s07bq07b s07bq07c s07bq08 pour mieux corriger. Attention ! Le prix unitaire d'achat (310 Fcfa) de Riz importé parfumé en Sac (50 Kg) (taille unique) est relativement faible par rapport aux autres prix observés dans cette zone. Prière de corriger ou de confirmer avec le QG.</w:t>
       </w:r>
     </w:p>
     <w:p>
@@ -4841,8 +4808,6 @@
         <w:rPr>
           <w:sz w:val="20"/>
         </w:rPr>
-        <w:t xml:space="preserve">- Attention ! Charrue a été achété à 40000 Fcfa est relativement faible par rapport aux autres prix d'achat observés dans cette zone. Prière de corriger ou de confirmer avec le QG. </w:t>
-        <w:br/>
         <w:t>- Avertissement!! Le prix d'achat (50000 FCFA) de Animaux de labour est inférieur aux prix de revente (100000 FCFA), prière de verifier et corriger ou confirmer l'information avec le QG.</w:t>
       </w:r>
     </w:p>
@@ -5168,7 +5133,7 @@
           <w:color w:val="4672C4"/>
           <w:sz w:val="22"/>
         </w:rPr>
-        <w:t>&gt;&gt; Section0 - Identification et renseignements de controle</w:t>
+        <w:t>&gt;&gt; Section1 - Caracteristiques des membres</w:t>
       </w:r>
     </w:p>
     <w:p>
@@ -5179,38 +5144,13 @@
         <w:rPr>
           <w:sz w:val="20"/>
         </w:rPr>
-        <w:t>- Le questionnaire semble ne pas être complètement fini mais le questionnaire est en statut complet, prière de compléter le questionnaire.</w:t>
-      </w:r>
-    </w:p>
-    <w:p>
-      <w:r>
-        <w:rPr>
-          <w:b/>
-          <w:color w:val="4672C4"/>
-          <w:sz w:val="22"/>
-        </w:rPr>
-        <w:t>&gt;&gt; Section1 - Caracteristiques des membres</w:t>
-      </w:r>
-    </w:p>
-    <w:p>
-      <w:pPr>
-        <w:ind w:left="283"/>
-      </w:pPr>
-      <w:r>
-        <w:rPr>
-          <w:sz w:val="20"/>
-        </w:rPr>
-        <w:t xml:space="preserve">- Avertissement!!!  mamadou diadhiou  possède un téléphone android mais dit n'avoir pas accès à l'internet, prière de confirmer cette information avec le QG ou la corriger. </w:t>
-        <w:br/>
-        <w:t xml:space="preserve">- Incoherence! kadiatou diadhiou dispose d'un téléphone portable à s01q39, donc la raison évoquée ne peut pas être (ne dispose pas d'appareil). </w:t>
-        <w:br/>
-        <w:t xml:space="preserve">- Incoherence! seckou diadhiou dispose d'un téléphone portable à s01q39, donc la raison évoquée ne peut pas être (ne dispose pas d'appareil). Attention ! Le montant (5000 Fcfa) dépensé ou reçu en cadeau pour les cartes prépayées, les transferts de crédit et les abonnements de  seckou diadhiou est relativement élevé par rapport aux autres montants depansés observés dans cette zone. Prière de corriger ou de confirmer avec le QG. </w:t>
+        <w:t xml:space="preserve">- Attention ! Le montant (5000 Fcfa) dépensé ou reçu en cadeau pour les cartes prépayées, les transferts de crédit et les abonnements de  seckou diadhiou est relativement élevé par rapport aux autres montants depansés observés dans cette zone. Prière de corriger ou de confirmer avec le QG. </w:t>
         <w:br/>
         <w:t xml:space="preserve">- Les informations sur l'acte de naissance (ni Jours, ni mois et ni années) de  dieyla cisse  manquent, s'il vous plait pouvez-vous fournir d'effort pour avoir ces informations.  Avertissement!!!  dieyla cisse  ne possède pas le téléphone android, a accès à l'internet , prière de confirmer cette information. </w:t>
         <w:br/>
         <w:t xml:space="preserve">- Les informations sur l'acte de naissance (ni Jours, ni mois et ni années) de  fatoumata diadhiou  manquent, s'il vous plait pouvez-vous fournir d'effort pour avoir ces informations. </w:t>
         <w:br/>
-        <w:t xml:space="preserve">- Les informations sur l'acte de naissance (ni Jours, ni mois et ni années) de  insa diadhiou  manquent, s'il vous plait pouvez-vous fournir d'effort pour avoir ces informations. Incoherence! insa diadhiou dispose d'un téléphone portable à s01q39, donc la raison évoquée ne peut pas être (ne dispose pas d'appareil). </w:t>
+        <w:t xml:space="preserve">- Les informations sur l'acte de naissance (ni Jours, ni mois et ni années) de  insa diadhiou  manquent, s'il vous plait pouvez-vous fournir d'effort pour avoir ces informations. </w:t>
         <w:br/>
         <w:t>- Les informations sur l'acte de naissance (ni Jours, ni mois et ni années) de  moussa diadhiou  manquent, s'il vous plait pouvez-vous fournir d'effort pour avoir ces informations.</w:t>
       </w:r>
@@ -5233,23 +5173,11 @@
         <w:rPr>
           <w:sz w:val="20"/>
         </w:rPr>
+        <w:t>- Le montant des frais d'uniformes pour l'année scolaire de fatoumata diadhiou est faible ou élevé. veuillez, s'il vous plait, confirmer ces informations avec le QG ou apporter les corrections nécessaires.</w:t>
+        <w:br/>
         <w:t xml:space="preserve">- Peu probable! aïssata sall  n'arrive pas  à comprendre un petit texte lu dans une langue locale (s02q03). Veuillez corriger ou donner des explications au QG. Peu probable! aïssata sall  ne sait ni lire, ni écrire, ni comprendre dans aucune des langues  (s02q01,s02q02,s02q03). Veuillez corriger ou donner des explications au QG. Peu plausible aïssata sall fréquente au minimum le fondamental 1 mais ne sait ni lire ni comprendre la langue française, prière de corriger ou de confirmer avec le QG merci. </w:t>
         <w:br/>
-        <w:t xml:space="preserve">- Peu probable! dieyla cisse  n'arrive pas  à comprendre un petit texte lu dans une langue locale (s02q03). Veuillez corriger ou donner des explications au QG. </w:t>
-        <w:br/>
-        <w:t>- Peu probable! fatoumata diadhiou  n'arrive pas  à comprendre un petit texte lu dans une langue locale (s02q03). Veuillez corriger ou donner des explications au QG. Le montant des frais d'uniformes pour l'année scolaire de fatoumata diadhiou est faible ou élevé. veuillez, s'il vous plait, confirmer ces informations avec le QG ou apporter les corrections nécessaires.</w:t>
-        <w:br/>
-        <w:t xml:space="preserve">- Peu probable! insa diadhiou  n'arrive pas  à comprendre un petit texte lu dans une langue locale (s02q03). Veuillez corriger ou donner des explications au QG. </w:t>
-        <w:br/>
-        <w:t xml:space="preserve">- Peu probable! kadiatou diadhiou  n'arrive pas  à comprendre un petit texte lu dans une langue locale (s02q03). Veuillez corriger ou donner des explications au QG. Peu probable! kadiatou diadhiou  ne sait ni lire, ni écrire, ni comprendre dans aucune des langues  (s02q01,s02q02,s02q03). Veuillez corriger ou donner des explications au QG. </w:t>
-        <w:br/>
-        <w:t xml:space="preserve">- Peu probable! kalilou diadhiou  n'arrive pas  à comprendre un petit texte lu dans une langue locale (s02q03). Veuillez corriger ou donner des explications au QG. Peu probable! kalilou diadhiou  ne sait ni lire, ni écrire, ni comprendre dans aucune des langues  (s02q01,s02q02,s02q03). Veuillez corriger ou donner des explications au QG. Peu plausible kalilou diadhiou fréquente au minimum le fondamental 1 mais ne sait ni lire ni comprendre la langue française, prière de corriger ou de confirmer avec le QG merci. Le montant des frais pour les cahiers et autres matériels scolaires pour l'année scolaire de kalilou diadhiou est de 0 FCFA, kalilou diadhiou a fait comment pour payer ces cahiers et autres matériels scolaires (SAC, stylo, craie, ardoise, crayon...) ? prière de corriger. </w:t>
-        <w:br/>
-        <w:t xml:space="preserve">- Peu probable! mamadou diadhiou  n'arrive pas  à comprendre un petit texte lu dans une langue locale (s02q03). Veuillez corriger ou donner des explications au QG. </w:t>
-        <w:br/>
-        <w:t xml:space="preserve">- Peu probable! moussa diadhiou  n'arrive pas  à comprendre un petit texte lu dans une langue locale (s02q03). Veuillez corriger ou donner des explications au QG. </w:t>
-        <w:br/>
-        <w:t>- Peu probable! seckou diadhiou  n'arrive pas  à comprendre un petit texte lu dans une langue locale (s02q03). Veuillez corriger ou donner des explications au QG.</w:t>
+        <w:t>- Peu probable! kalilou diadhiou  n'arrive pas  à comprendre un petit texte lu dans une langue locale (s02q03). Veuillez corriger ou donner des explications au QG. Peu probable! kalilou diadhiou  ne sait ni lire, ni écrire, ni comprendre dans aucune des langues  (s02q01,s02q02,s02q03). Veuillez corriger ou donner des explications au QG. Peu plausible kalilou diadhiou fréquente au minimum le fondamental 1 mais ne sait ni lire ni comprendre la langue française, prière de corriger ou de confirmer avec le QG merci.</w:t>
       </w:r>
     </w:p>
     <w:p>
@@ -5270,15 +5198,9 @@
         <w:rPr>
           <w:sz w:val="20"/>
         </w:rPr>
-        <w:t xml:space="preserve">- Avertissement! Généralement les jeunes hommes (10 à 25ans) font des travaux ménager soit apprendre les enfants à reviser leurs léçons ou d'autres cours, insa diadhiou n'a consacré aucune heure pour les travaux cités en s04q01, s04q02, s04q03, s04q04, s04q05, s04q06, s04q07 et s04q08.Prière de regarder pour corriger ou confirmer avec le QG. Avertissement! Nombre d'heure que insa diadhiou a consacré à son emploi au cours des 7 derniers jours est trop faible, veuillez revoir s'il vous plait ou confirmer cette information avec QG. </w:t>
+        <w:t xml:space="preserve">- Avertissement! Généralement les jeunes hommes (10 à 25ans) font des travaux ménager soit apprendre les enfants à reviser leurs léçons ou d'autres cours, insa diadhiou n'a consacré aucune heure pour les travaux cités en s04q01, s04q02, s04q03, s04q04, s04q05, s04q06, s04q07 et s04q08.Prière de regarder pour corriger ou confirmer avec le QG. </w:t>
         <w:br/>
-        <w:t xml:space="preserve">- Avertissement! Généralement les jeunes hommes (10 à 25ans) font des travaux ménager soit apprendre les enfants à reviser leurs léçons ou d'autres cours, moussa diadhiou n'a consacré aucune heure pour les travaux cités en s04q01, s04q02, s04q03, s04q04, s04q05, s04q06, s04q07 et s04q08.Prière de regarder pour corriger ou confirmer avec le QG. Avertissement! Nombre d'heure que moussa diadhiou a consacré à son emploi au cours des 7 derniers jours est trop faible, veuillez revoir s'il vous plait ou confirmer cette information avec QG. </w:t>
-        <w:br/>
-        <w:t xml:space="preserve">- Avertissement! Nombre d'heure que aïssata sall a consacré à son emploi au cours des 7 derniers jours est trop faible, veuillez revoir s'il vous plait ou confirmer cette information avec QG. </w:t>
-        <w:br/>
-        <w:t xml:space="preserve">- Avertissement! Nombre d'heure que dieyla cisse a consacré à son emploi au cours des 7 derniers jours est trop faible, veuillez revoir s'il vous plait ou confirmer cette information avec QG. </w:t>
-        <w:br/>
-        <w:t>- Avertissement! Nombre d'heure que mamadou diadhiou a consacré à son emploi au cours des 7 derniers jours est trop faible, veuillez revoir s'il vous plait ou confirmer cette information avec QG.</w:t>
+        <w:t>- Avertissement! Généralement les jeunes hommes (10 à 25ans) font des travaux ménager soit apprendre les enfants à reviser leurs léçons ou d'autres cours, moussa diadhiou n'a consacré aucune heure pour les travaux cités en s04q01, s04q02, s04q03, s04q04, s04q05, s04q06, s04q07 et s04q08.Prière de regarder pour corriger ou confirmer avec le QG.</w:t>
       </w:r>
     </w:p>
     <w:p>
@@ -5299,19 +5221,38 @@
         <w:rPr>
           <w:sz w:val="20"/>
         </w:rPr>
-        <w:t xml:space="preserve">- Attention! le nombre d'heure que seckou diadhiou a travaillé par jour semble être inferieur à 4, veuillez s'il vous plait confirmer cette information avec le QG.  seckou diadhiou est un agriculteur dans un milieu rural donc il travaille principalement  pour son propre compte ou contribue à une entreprise familiale, prière de regarder la question s04q46.  Incohérence! seckou diadhiou  evolue dans l'agriculture mais est  considéré comme salarié ou stagiaire/apprenti non renuméré, prière de revoir la question s04q46 et corriger. Avertissement!!! seckou diadhiou enquêté dans l'emploi principale n'a pas declaré son salaire prière de fournir plus d'effort pour lui demander son salire, vous pouvez utiliser des stratégies pour faire une estimation ou demander des conseils au QG. Avertissement!!! seckou diadhiou enquêté dans l'emploi principale n'a pas declaré son revenu prière de fournir plus d'effort pour lui demander son revenu, vous pouvez utiliser des stratégies pour faire une estimation ou demander des conseils au QG. </w:t>
+        <w:t xml:space="preserve">- || Nombre de mois exercé par aïssata sall dans l'emploi au cours des 12 derniers mois semble faible, veuillez corriger s'il vous plait ou comfirmer avec le QG. Attention! le nombre d'heure que aïssata sall a travaillé par jour semble être inferieur à 4, veuillez s'il vous plait confirmer cette information avec le QG. </w:t>
         <w:br/>
-        <w:t xml:space="preserve">- Nombre de mois exercé par kadiatou diadhiou dans l'emploi au cours des 12 derniers mois semble faible, veuillez corriger s'il vous plait ou comfirmer avec le QG. Attention ! Le nombre de jours que kadiatou diadhiou a travaillés par mois semble être inférieur à 15. Veuillez, s'il vous plaît, confirmer cette information. Attention! le nombre d'heure que kadiatou diadhiou a travaillé par jour semble être inferieur à 4, veuillez s'il vous plait confirmer cette information avec le QG.  kadiatou diadhiou est un agriculteur dans un milieu rural donc il travaille principalement  pour son propre compte ou contribue à une entreprise familiale, prière de regarder la question s04q46.  Incohérence! kadiatou diadhiou  evolue dans l'agriculture mais est  considéré comme salarié ou stagiaire/apprenti non renuméré, prière de revoir la question s04q46 et corriger. Avertissement!!! kadiatou diadhiou enquêté dans l'emploi principale n'a pas declaré son salaire prière de fournir plus d'effort pour lui demander son salire, vous pouvez utiliser des stratégies pour faire une estimation ou demander des conseils au QG. Avertissement!!! kadiatou diadhiou enquêté dans l'emploi principale n'a pas declaré son revenu prière de fournir plus d'effort pour lui demander son revenu, vous pouvez utiliser des stratégies pour faire une estimation ou demander des conseils au QG. </w:t>
+        <w:t xml:space="preserve">- Nombre de mois exercé par dieyla cisse dans l'emploi au cours des 12 derniers mois semble faible, veuillez corriger s'il vous plait ou comfirmer avec le QG. </w:t>
         <w:br/>
-        <w:t xml:space="preserve">- Prière de changer la branche d'activité aïssata sall, les cultivateurs dont leurs cultures est principalement destiné à la consommation du ménage sont des (Agriculteurs, subsistances) et ceux qui le font avec l'élevage sont des (Agriculteurs et eleveurs, subsistances). Nombre de mois exercé par aïssata sall dans l'emploi au cours des 12 derniers mois semble faible, veuillez corriger s'il vous plait ou comfirmer avec le QG. Attention ! Le nombre de jours que aïssata sall a travaillés par mois semble être inférieur à 15. Veuillez, s'il vous plaît, confirmer cette information. Attention! le nombre d'heure que aïssata sall a travaillé par jour semble être inferieur à 4, veuillez s'il vous plait confirmer cette information avec le QG. Avertissement!!! aïssata sall enquêté dans l'emploi principale n'a pas declaré son salaire prière de fournir plus d'effort pour lui demander son salire, vous pouvez utiliser des stratégies pour faire une estimation ou demander des conseils au QG. Avertissement!!! aïssata sall enquêté dans l'emploi principale n'a pas declaré son revenu prière de fournir plus d'effort pour lui demander son revenu, vous pouvez utiliser des stratégies pour faire une estimation ou demander des conseils au QG. </w:t>
+        <w:t xml:space="preserve">- Nombre de mois exercé par insa diadhiou dans l'emploi au cours des 12 derniers mois semble faible, veuillez corriger s'il vous plait ou comfirmer avec le QG. </w:t>
         <w:br/>
-        <w:t xml:space="preserve">- Prière de changer la branche d'activité de mamadou diadhiou, les agriculteurs dont leurs cultures est principalement destiné à la consommation du ménage sont des (Agriculteurs, subsistances) et ceux qui le font avec l'élevage sont des (Agriculteurs et eleveurs, subsistances)Nombre de mois exercé par mamadou diadhiou dans l'emploi au cours des 12 derniers mois semble faible, veuillez corriger s'il vous plait ou comfirmer avec le QG.  mamadou diadhiou est un agriculteur dans un milieu rural donc il travaille principalement  pour son propre compte ou contribue à une entreprise familiale, prière de regarder la question s04q46.  Incohérence! mamadou diadhiou  evolue dans l'agriculture mais est  considéré comme salarié ou stagiaire/apprenti non renuméré, prière de revoir la question s04q46 et corriger. Avertissement!!! mamadou diadhiou enquêté dans l'emploi principale n'a pas declaré son salaire prière de fournir plus d'effort pour lui demander son salire, vous pouvez utiliser des stratégies pour faire une estimation ou demander des conseils au QG. Avertissement!!! mamadou diadhiou enquêté dans l'emploi principale n'a pas declaré son revenu prière de fournir plus d'effort pour lui demander son revenu, vous pouvez utiliser des stratégies pour faire une estimation ou demander des conseils au QG. </w:t>
+        <w:t xml:space="preserve">- Nombre de mois exercé par kadiatou diadhiou dans l'emploi au cours des 12 derniers mois semble faible, veuillez corriger s'il vous plait ou comfirmer avec le QG. Attention! le nombre d'heure que kadiatou diadhiou a travaillé par jour semble être inferieur à 4, veuillez s'il vous plait confirmer cette information avec le QG. </w:t>
         <w:br/>
-        <w:t xml:space="preserve">- Prière de changer la branche d'activité dieyla cisse, les cultivateurs dont leurs cultures est principalement destiné à la consommation du ménage sont des (Agriculteurs, subsistances) et ceux qui le font avec l'élevage sont des (Agriculteurs et eleveurs, subsistances). Nombre de mois exercé par dieyla cisse dans l'emploi au cours des 12 derniers mois semble faible, veuillez corriger s'il vous plait ou comfirmer avec le QG.  dieyla cisse est un agriculteur dans un milieu rural donc il travaille principalement  pour son propre compte ou contribue à une entreprise familiale, prière de regarder la question s04q46.  Incohérence! dieyla cisse  evolue dans l'agriculture mais est  considéré comme salarié ou stagiaire/apprenti non renuméré, prière de revoir la question s04q46 et corriger. Avertissement!!! dieyla cisse enquêté dans l'emploi principale n'a pas declaré son salaire prière de fournir plus d'effort pour lui demander son salire, vous pouvez utiliser des stratégies pour faire une estimation ou demander des conseils au QG. Avertissement!!! dieyla cisse enquêté dans l'emploi principale n'a pas declaré son revenu prière de fournir plus d'effort pour lui demander son revenu, vous pouvez utiliser des stratégies pour faire une estimation ou demander des conseils au QG. </w:t>
+        <w:t xml:space="preserve">- Nombre de mois exercé par mamadou diadhiou dans l'emploi au cours des 12 derniers mois semble faible, veuillez corriger s'il vous plait ou comfirmer avec le QG. </w:t>
         <w:br/>
-        <w:t xml:space="preserve">- Prière de changer la branche d'activité insa diadhiou, les cultivateurs dont leurs cultures est principalement destiné à la consommation du ménage sont des (Agriculteurs, subsistances) et ceux qui le font avec l'élevage sont des (Agriculteurs et eleveurs, subsistances). Nombre de mois exercé par insa diadhiou dans l'emploi au cours des 12 derniers mois semble faible, veuillez corriger s'il vous plait ou comfirmer avec le QG. Attention ! Le nombre de jours que insa diadhiou a travaillés par mois semble être inférieur à 15. Veuillez, s'il vous plaît, confirmer cette information. Attention! le nombre d'heure que insa diadhiou a travaillé par jour semble être inferieur à 4, veuillez s'il vous plait confirmer cette information avec le QG. Avertissement!!! insa diadhiou enquêté dans l'emploi principale n'a pas declaré son salaire prière de fournir plus d'effort pour lui demander son salire, vous pouvez utiliser des stratégies pour faire une estimation ou demander des conseils au QG. Avertissement!!! insa diadhiou enquêté dans l'emploi principale n'a pas declaré son revenu prière de fournir plus d'effort pour lui demander son revenu, vous pouvez utiliser des stratégies pour faire une estimation ou demander des conseils au QG. </w:t>
-        <w:br/>
-        <w:t>- Prière de changer la branche d'activité moussa diadhiou, les cultivateurs dont leurs cultures est principalement destiné à la consommation du ménage sont des (Agriculteurs, subsistances) et ceux qui le font avec l'élevage sont des (Agriculteurs et eleveurs, subsistances). Nombre de mois exercé par moussa diadhiou dans l'emploi au cours des 12 derniers mois semble faible, veuillez corriger s'il vous plait ou comfirmer avec le QG. Attention ! Le nombre de jours que moussa diadhiou a travaillés par mois semble être inférieur à 15. Veuillez, s'il vous plaît, confirmer cette information. Attention! le nombre d'heure que moussa diadhiou a travaillé par jour semble être inferieur à 4, veuillez s'il vous plait confirmer cette information avec le QG. Avertissement!!! moussa diadhiou enquêté dans l'emploi principale n'a pas declaré son salaire prière de fournir plus d'effort pour lui demander son salire, vous pouvez utiliser des stratégies pour faire une estimation ou demander des conseils au QG. Avertissement!!! moussa diadhiou enquêté dans l'emploi principale n'a pas declaré son revenu prière de fournir plus d'effort pour lui demander son revenu, vous pouvez utiliser des stratégies pour faire une estimation ou demander des conseils au QG.</w:t>
+        <w:t>- Nombre de mois exercé par moussa diadhiou dans l'emploi au cours des 12 derniers mois semble faible, veuillez corriger s'il vous plait ou comfirmer avec le QG.</w:t>
+      </w:r>
+    </w:p>
+    <w:p>
+      <w:r>
+        <w:rPr>
+          <w:b/>
+          <w:color w:val="4672C4"/>
+          <w:sz w:val="22"/>
+        </w:rPr>
+        <w:t>&gt;&gt; Section4c - Emploi - Activite secondaire</w:t>
+      </w:r>
+    </w:p>
+    <w:p>
+      <w:pPr>
+        <w:ind w:left="283"/>
+      </w:pPr>
+      <w:r>
+        <w:rPr>
+          <w:sz w:val="20"/>
+        </w:rPr>
+        <w:t>- Avertissement!!! les informations de seckou diadhiou sur le nombre de mois, jours ou heures de son emploi secondaire sont superieur a celles de son emploi principal , veuillez corriger ou confirmer aupres du QG.</w:t>
       </w:r>
     </w:p>
     <w:p>
@@ -5332,7 +5273,7 @@
         <w:rPr>
           <w:sz w:val="20"/>
         </w:rPr>
-        <w:t>- La dernière fois que vous avez acheté Mâchoiron Frais est marigot et semble exister dans les modalités, prière de prendre attache avec le QG pour plus d'explication afin de la classer bien. Attention ! Le prix unitaire d'achat (125 Fcfa) de Concentré de tomate en Sachets (Moyen) est relativement élevé par rapport aux autres prix observés dans cette zone. Prière de corriger ou de confirmer avec le QG. Avertissement!!! Le ménage a consommé 14 Paquet Petit de Thé en sachet, cette quantité semble anormale pour une consommation des 7 derniers jours.Prière de corriger ou de confirmer avec le QG. Avertissement!! le prix unitaire (50 Fcfa) de Thé en sachet (unité: Paquet) de taille Petit est très faible ou élevé. Prière de corriger ou de confirmer avec le QG. Attention ! Le prix unitaire d'achat (50 Fcfa) de Thé en sachet en Paquet (Petit) est relativement faible par rapport aux autres prix observés dans cette zone. Prière de corriger ou de confirmer avec le QG. Avertissement!!! Le ménage a consommé 14 Sachets Petit de Sucre en poudre , cette quantité semble anormale pour une consommation des 7 derniers jours.Prière de corriger ou de confirmer avec le QG. Incohérence!! Dans ce ménage, chaque individus consomme par jour 31.05952 Kg  de cereale; Prière de revoir les quantités prises de ces produits.</w:t>
+        <w:t>- Attention ! Le prix unitaire d'achat (125 Fcfa) de Concentré de tomate en Sachets (Moyen) est relativement élevé par rapport aux autres prix observés dans cette zone. Prière de corriger ou de confirmer avec le QG. Attention ! Le prix unitaire d'achat (50 Fcfa) de Cube alimentaire (Maggi, Jumbo, ) en Cube (Moyen) est relativement élevé par rapport aux autres prix observés dans cette zone. Prière de corriger ou de confirmer avec le QG. Avertissement!!! Le ménage a consommé 14 Paquet Moyen de Thé en sachet, cette quantité semble anormale pour une consommation des 7 derniers jours.Prière de corriger ou de confirmer avec le QG. Avertissement!! le prix unitaire (100 Fcfa) de Thé en sachet (unité: Paquet) de taille Moyen est très faible ou élevé. Prière de corriger ou de confirmer avec le QG. Avertissement!!! Le ménage a consommé 14 Sachets Moyen de Sucre en poudre , cette quantité semble anormale pour une consommation des 7 derniers jours.Prière de corriger ou de confirmer avec le QG. Incohérence!! Dans ce ménage, chaque individus consomme par jour 50.13889 Kg  de cereale; Prière de revoir les quantités prises de ces produits.</w:t>
       </w:r>
     </w:p>
     <w:p>
@@ -5374,28 +5315,7 @@
         <w:rPr>
           <w:sz w:val="20"/>
         </w:rPr>
-        <w:t>- L'entreprise tissage de natte existe dit n'avoir pas fait la revente de marchandises achetées et revendues en état, aussi le montant obtenus sur la vente de produits transformés par l'entreprise  n'a reçu aucune somme sur les reventes (s10q46=0 &amp; s10q48=0 &amp; s10q50=0); alors s'agit-il de quelle entreprise ?</w:t>
-      </w:r>
-    </w:p>
-    <w:p>
-      <w:r>
-        <w:rPr>
-          <w:b/>
-          <w:color w:val="4672C4"/>
-          <w:sz w:val="22"/>
-        </w:rPr>
-        <w:t>&gt;&gt; Section11 - Caracteristiques logement</w:t>
-      </w:r>
-    </w:p>
-    <w:p>
-      <w:pPr>
-        <w:ind w:left="283"/>
-      </w:pPr>
-      <w:r>
-        <w:rPr>
-          <w:sz w:val="20"/>
-        </w:rPr>
-        <w:t>- Le temps mis (en heure et en minute) pour s'approvisionner en eau de boisson une fois à la source est  5 fois plus élevé que le temps mis (en minutes) pour se rendre à la principale source d'approvisionnement en eau de boisson, prière de corriger.</w:t>
+        <w:t>- L'entreprise tissage de natte dit avoir réçu une somme sur la vente de ces produits transformés (s10q48 est differnt de 0) mais n'a depensé aucune somme sur l'achat des matières premières (s10q49==0), prière de fournir de l'effort pour estimer le montant obtenu en achat de matières premières.</w:t>
       </w:r>
     </w:p>
     <w:p>
@@ -5459,7 +5379,7 @@
           <w:color w:val="4672C4"/>
           <w:sz w:val="22"/>
         </w:rPr>
-        <w:t>&gt;&gt; Section18c - Cueillette</w:t>
+        <w:t>&gt;&gt; Section19 - Equipements agricoles</w:t>
       </w:r>
     </w:p>
     <w:p>
@@ -5470,38 +5390,7 @@
         <w:rPr>
           <w:sz w:val="20"/>
         </w:rPr>
-        <w:t>- Prière de renseigner la valeur de ce produit consommé ou stocké par votre ménage au cours des 12 derniers mois, prière de fournir d'effort pour avoir une estimation (s18cq03) au lieu de 9999.</w:t>
-      </w:r>
-    </w:p>
-    <w:p>
-      <w:r>
-        <w:rPr>
-          <w:b/>
-          <w:color w:val="4672C4"/>
-          <w:sz w:val="22"/>
-        </w:rPr>
-        <w:t>&gt;&gt; Section19 - Equipements agricoles</w:t>
-      </w:r>
-    </w:p>
-    <w:p>
-      <w:pPr>
-        <w:ind w:left="283"/>
-      </w:pPr>
-      <w:r>
-        <w:rPr>
-          <w:sz w:val="20"/>
-        </w:rPr>
-        <w:t xml:space="preserve">- Avertissement!! L'âge (30 ans)  de Herse dans ce ménage semble être élevé, prière de corriger ou confirmer avec le QG. Avertissement!! Le prix d'achat (15000 FCFA) de Herse est inférieur aux prix de revente (16000 FCFA), prière de verifier et corriger ou confirmer l'information avec le QG. Le ménage a utilisé Herse qu'il ne possède pas mais qui a loué auprès d'une coopérative ou d'un autre ménage, il a payé 0 FCFA. Prière de fournir d'effort pour estimer la valeur payé après utilisation. Le ménage a utilisé Herse qu'il ne possède pas mais a loué auprès d'une coopérative ou d'un autre ménage et a payé (0 FCFA) qui semble élevé ou faible, prière de corriger ou confirmer auprès du QG. Attention ! Herse a été achété à 15000 Fcfa est relativement élevé par rapport aux autres prix d'achat observés dans cette zone. Prière de corriger ou de confirmer avec le QG. Attention ! Herse a été revendu à 15000 Fcfa qui est relativement élevé par rapport aux autres prix de revente observés dans cette zone. Prière de corriger ou de confirmer avec le QG. </w:t>
-        <w:br/>
-        <w:t xml:space="preserve">- Avertissement!! L'âge (30 ans)  de Semoir dans ce ménage semble être élevé, prière de corriger ou confirmer avec le QG. Avertissement!! Le prix d'achat (15000 FCFA) de Semoir est inférieur aux prix de revente (16000 FCFA), prière de verifier et corriger ou confirmer l'information avec le QG. Le ménage a utilisé Semoir qu'il ne possède pas mais qui a loué auprès d'une coopérative ou d'un autre ménage, il a payé 0 FCFA. Prière de fournir d'effort pour estimer la valeur payé après utilisation. Le ménage a utilisé Semoir qu'il ne possède pas mais a loué auprès d'une coopérative ou d'un autre ménage et a payé (0 FCFA) qui semble élevé ou faible, prière de corriger ou confirmer auprès du QG. </w:t>
-        <w:br/>
-        <w:t xml:space="preserve">- Incohérence!! Le prix d'achat de Animaux de labour ne doit pas être égal 0 même si le ménage l'a reçu en cadeau prière de leurs aider à faire une estimation. Incohérence!! Le prix de revente de Animaux de labour dans cette section 19 ne doit pas être égal 0 même si le ménage l'a reçu en cadeau prière de leurs aider à faire une estimation. </w:t>
-        <w:br/>
-        <w:t xml:space="preserve">- Incohérence!! Le prix d'achat de Charrue ne doit pas être égal 0 même si le ménage l'a reçu en cadeau prière de leurs aider à faire une estimation. Incohérence!! Le prix de revente de Charrue dans cette section 19 ne doit pas être égal 0 même si le ménage l'a reçu en cadeau prière de leurs aider à faire une estimation. Le ménage a mis en location Charrue à d’autres ménages au cours des 12 derniers mois mais qu'il a reçu 0 FCFA, prière de fournir d'effort pour estimer la valeur reçue après location. Le ménage a mis en location Charrue à d’autres ménages au cours des 12 derniers mois et a reçu (0 FCFA) qui semble élevé ou faible, prière de corriger ou confirmer auprès du QG. Le ménage a utilisé Charrue qu'il ne possède pas mais qui a loué auprès d'une coopérative ou d'un autre ménage, il a payé 0 FCFA. Prière de fournir d'effort pour estimer la valeur payé après utilisation. Le ménage a utilisé Charrue qu'il ne possède pas mais a loué auprès d'une coopérative ou d'un autre ménage et a payé (0 FCFA) qui semble élevé ou faible, prière de corriger ou confirmer auprès du QG. </w:t>
-        <w:br/>
-        <w:t xml:space="preserve">- Le ménage a utilisé Charrettes qu'il ne possède pas mais qui a loué auprès d'une coopérative ou d'un autre ménage, il a payé 0 FCFA. Prière de fournir d'effort pour estimer la valeur payé après utilisation. Le ménage a utilisé Charrettes qu'il ne possède pas mais a loué auprès d'une coopérative ou d'un autre ménage et a payé (0 FCFA) qui semble élevé ou faible, prière de corriger ou confirmer auprès du QG. </w:t>
-        <w:br/>
-        <w:t>- Le ménage a utilisé Hache/pioche qu'il ne possède pas mais qui a loué auprès d'une coopérative ou d'un autre ménage, il a payé 0 FCFA. Prière de fournir d'effort pour estimer la valeur payé après utilisation. Le ménage a utilisé Hache/pioche qu'il ne possède pas mais a loué auprès d'une coopérative ou d'un autre ménage et a payé (0 FCFA) qui semble élevé ou faible, prière de corriger ou confirmer auprès du QG. Attention ! Hache/pioche a été revendu à 5000 Fcfa qui est relativement élevé par rapport aux autres prix de revente observés dans cette zone. Prière de corriger ou de confirmer avec le QG.</w:t>
+        <w:t>- Avertissement!! L'âge (30 ans)  de Semoir dans ce ménage semble être élevé, prière de corriger ou confirmer avec le QG.</w:t>
       </w:r>
     </w:p>
     <w:p>
@@ -5993,7 +5882,7 @@
         <w:rPr>
           <w:sz w:val="20"/>
         </w:rPr>
-        <w:t>- Avertissement!!! Le ménage a consommé 14 Paquet Petit de Thé en sachet, cette quantité semble anormale pour une consommation des 7 derniers jours.Prière de corriger ou de confirmer avec le QG. Avertissement!! le prix unitaire (100 Fcfa) de Thé en sachet (unité: Paquet) de taille Petit est très faible ou élevé. Prière de corriger ou de confirmer avec le QG. Avertissement!!! Le ménage a consommé 14 Sachets Moyen de Sucre en poudre , cette quantité semble anormale pour une consommation des 7 derniers jours.Prière de corriger ou de confirmer avec le QG. Difficile de consommer le Sel en Boite (Autre que la boite/pot de tomate) Petit prière de verifier. Incohérence!! Dans ce ménage, chaque individus consomme par jour 18.95286 Kg  de cereale; Prière de revoir les quantités prises de ces produits. Le prix d'achat unitaire (2.5 Fcfa) de Cube alimentaire (Maggi, Jumbo, ) en Cube de taille Petit  est invraisemblable, prière de regarder les reponses prises dans les questions s07bq07a s07bq07b s07bq07c s07bq08 pour mieux corriger. Attention ! Le prix unitaire d'achat (2.5 Fcfa) de Cube alimentaire (Maggi, Jumbo, ) en Cube (Petit) est relativement faible par rapport aux autres prix observés dans cette zone. Prière de corriger ou de confirmer avec le QG.</w:t>
+        <w:t>- Avertissement!!! Le ménage a consommé 14 Paquet Petit de Thé en sachet, cette quantité semble anormale pour une consommation des 7 derniers jours.Prière de corriger ou de confirmer avec le QG. Avertissement!! le prix unitaire (100 Fcfa) de Thé en sachet (unité: Paquet) de taille Petit est très faible ou élevé. Prière de corriger ou de confirmer avec le QG. Avertissement!!! Le ménage a consommé 14 Sachets Moyen de Sucre en poudre , cette quantité semble anormale pour une consommation des 7 derniers jours.Prière de corriger ou de confirmer avec le QG. Difficile de consommer le Sel en Boite (Autre que la boite/pot de tomate) Petit prière de verifier. Incohérence!! Dans ce ménage, chaque individus consomme par jour 36.91714 Kg  de cereale; Prière de revoir les quantités prises de ces produits. Le prix d'achat unitaire (2.5 Fcfa) de Cube alimentaire (Maggi, Jumbo, ) en Cube de taille Petit  est invraisemblable, prière de regarder les reponses prises dans les questions s07bq07a s07bq07b s07bq07c s07bq08 pour mieux corriger. Attention ! Le prix unitaire d'achat (2.5 Fcfa) de Cube alimentaire (Maggi, Jumbo, ) en Cube (Petit) est relativement faible par rapport aux autres prix observés dans cette zone. Prière de corriger ou de confirmer avec le QG.</w:t>
       </w:r>
     </w:p>
     <w:p>
@@ -6169,6 +6058,8 @@
         <w:rPr>
           <w:sz w:val="20"/>
         </w:rPr>
+        <w:t xml:space="preserve">- Attention ! Faucheuse a été revendu à 2000 Fcfa qui est relativement élevé par rapport aux autres prix de revente observés dans cette zone. Prière de corriger ou de confirmer avec le QG. </w:t>
+        <w:br/>
         <w:t xml:space="preserve">- Avertissement!! L'âge (40 ans)  de Semoir dans ce ménage semble être élevé, prière de corriger ou confirmer avec le QG. </w:t>
         <w:br/>
         <w:t xml:space="preserve">- Avertissement!! Le prix d'achat (350000 FCFA) de Animaux de labour est inférieur aux prix de revente (550000 FCFA), prière de verifier et corriger ou confirmer l'information avec le QG. </w:t>
@@ -6649,7 +6540,7 @@
         <w:rPr>
           <w:sz w:val="20"/>
         </w:rPr>
-        <w:t>- La dernière fois que vous avez acheté Huile de palme brute est ménage et semble exister dans les modalités, prière de prendre attache avec le QG pour plus d'explication afin de la classer bien. Attention ! Le prix unitaire d'achat (1000 Fcfa) de Cube alimentaire (Maggi, Jumbo, ) en Tablette (Moyen) est relativement faible par rapport aux autres prix observés dans cette zone. Prière de corriger ou de confirmer avec le QG. Avertissement!!! Le ménage a consommé 12 Litre taille unique de Lait frais de vache, cette quantité semble anormale pour une consommation des 7 derniers jours.Prière de corriger ou de confirmer avec le QG. Avertissement!!! Le ménage a consommé 7 Paquet Moyen de Thé en sachet, cette quantité semble anormale pour une consommation des 7 derniers jours.Prière de corriger ou de confirmer avec le QG. Avertissement!! le prix unitaire (100 Fcfa) de Thé en sachet (unité: Paquet) de taille Moyen est très faible ou élevé. Prière de corriger ou de confirmer avec le QG. Incohérence!! Dans ce ménage, chaque individus consomme par jour 25.30625 Kg  de cereale; Prière de revoir les quantités prises de ces produits.</w:t>
+        <w:t>- La dernière fois que vous avez acheté Huile de palme brute est ménage et semble exister dans les modalités, prière de prendre attache avec le QG pour plus d'explication afin de la classer bien. Attention ! Le prix unitaire d'achat (1000 Fcfa) de Cube alimentaire (Maggi, Jumbo, ) en Tablette (Moyen) est relativement faible par rapport aux autres prix observés dans cette zone. Prière de corriger ou de confirmer avec le QG. Attention ! Le prix unitaire d'achat (6000 Fcfa) de Huile de soja  en Bouteille 5l (taille unique) est relativement élevé par rapport aux autres prix observés dans cette zone. Prière de corriger ou de confirmer avec le QG. Avertissement!!! Le ménage a consommé 12 Litre taille unique de Lait frais de vache, cette quantité semble anormale pour une consommation des 7 derniers jours.Prière de corriger ou de confirmer avec le QG. Avertissement!!! Le ménage a consommé 7 Paquet Moyen de Thé en sachet, cette quantité semble anormale pour une consommation des 7 derniers jours.Prière de corriger ou de confirmer avec le QG. Avertissement!! le prix unitaire (100 Fcfa) de Thé en sachet (unité: Paquet) de taille Moyen est très faible ou élevé. Prière de corriger ou de confirmer avec le QG. Incohérence!! Dans ce ménage, chaque individus consomme par jour 46.61607 Kg  de cereale; Prière de revoir les quantités prises de ces produits.</w:t>
       </w:r>
     </w:p>
     <w:p>
@@ -6861,6 +6752,10 @@
         <w:rPr>
           <w:sz w:val="20"/>
         </w:rPr>
+        <w:t xml:space="preserve">- Attention ! Faucheuse a été revendu à 2000 Fcfa qui est relativement élevé par rapport aux autres prix de revente observés dans cette zone. Prière de corriger ou de confirmer avec le QG. </w:t>
+        <w:br/>
+        <w:t xml:space="preserve">- Attention ! Herse a été revendu à 2500 Fcfa qui est relativement élevé par rapport aux autres prix de revente observés dans cette zone. Prière de corriger ou de confirmer avec le QG. </w:t>
+        <w:br/>
         <w:t>- Le ménage a utilisé Semoir qu'il ne possède pas mais qui a loué auprès d'une coopérative ou d'un autre ménage, il a payé 0 FCFA. Prière de fournir d'effort pour estimer la valeur payé après utilisation. Le ménage a utilisé Semoir qu'il ne possède pas mais a loué auprès d'une coopérative ou d'un autre ménage et a payé (0 FCFA) qui semble élevé ou faible, prière de corriger ou confirmer auprès du QG.</w:t>
       </w:r>
     </w:p>
@@ -7382,7 +7277,7 @@
         <w:rPr>
           <w:sz w:val="20"/>
         </w:rPr>
-        <w:t>- Attention ! Le prix unitaire d'achat (150 Fcfa) de Pain moderne (Baguette) en miche (Moyen) est relativement faible par rapport aux autres prix observés dans cette zone. Prière de corriger ou de confirmer avec le QG. Attention ! Le prix unitaire d'achat (50 Fcfa) de Poivre en Sachets (Tres petit) est relativement élevé par rapport aux autres prix observés dans cette zone. Prière de corriger ou de confirmer avec le QG. Avertissement!!! Le ménage a consommé 10 Tas Moyen de Capitaine frais, cette quantité semble anormale pour une consommation des 7 derniers jours.Prière de corriger ou de confirmer avec le QG. Avertissement!!! Le ménage a consommé 14 Paquet Tres petit de Thé en sachet, cette quantité semble anormale pour une consommation des 7 derniers jours.Prière de corriger ou de confirmer avec le QG. Avertissement!! le prix unitaire (100 Fcfa) de Thé en sachet (unité: Paquet) de taille Tres petit est très faible ou élevé. Prière de corriger ou de confirmer avec le QG. Avertissement!!! Le ménage a consommé 14 Sachets Petit de Sucre en poudre , cette quantité semble anormale pour une consommation des 7 derniers jours.Prière de corriger ou de confirmer avec le QG. Incohérence!! Dans ce ménage, chaque individus consomme par jour 33.52531 Kg  de cereale; Prière de revoir les quantités prises de ces produits. Incohérence!! Dans ce ménage, chaque individus consomme par jour 33.52531 Kg  de cereale; Prière de revoir les quantités prises de ces produits.</w:t>
+        <w:t>- Attention ! Le prix unitaire d'achat (50 Fcfa) de Poivre en Sachets (Tres petit) est relativement élevé par rapport aux autres prix observés dans cette zone. Prière de corriger ou de confirmer avec le QG. Avertissement!!! Le ménage a consommé 10 Tas Moyen de Capitaine frais, cette quantité semble anormale pour une consommation des 7 derniers jours.Prière de corriger ou de confirmer avec le QG. Avertissement!!! Le ménage a consommé 14 Paquet Tres petit de Thé en sachet, cette quantité semble anormale pour une consommation des 7 derniers jours.Prière de corriger ou de confirmer avec le QG. Avertissement!! le prix unitaire (100 Fcfa) de Thé en sachet (unité: Paquet) de taille Tres petit est très faible ou élevé. Prière de corriger ou de confirmer avec le QG. Avertissement!!! Le ménage a consommé 14 Sachets Petit de Sucre en poudre , cette quantité semble anormale pour une consommation des 7 derniers jours.Prière de corriger ou de confirmer avec le QG. Incohérence!! Dans ce ménage, chaque individus consomme par jour 86.37469 Kg  de cereale; Prière de revoir les quantités prises de ces produits. Incohérence!! Dans ce ménage, chaque individus consomme par jour 86.37469 Kg  de cereale; Prière de revoir les quantités prises de ces produits.</w:t>
       </w:r>
     </w:p>
     <w:p>
@@ -7426,7 +7321,7 @@
         <w:rPr>
           <w:sz w:val="20"/>
         </w:rPr>
-        <w:t>- Les informations sur ces entrepises non agricole manquent, prière de les renseigner. Le montant obtenus sur les services rendus par l'entreprise ##N/A## au cours des 30 derniers jours ou durant le dernier mois où l'entreprise a fonctionné n'a pas été renseigné, prière de mettre de 0 si l'entreprise n'a pas rendu de service. Prière de renseigner les montants dans les champs (s10q46 s10q47 s10q48 s10q49 s10q50 s10q51 s10q52 s10q53 s10q54 s10q55 s10q56 s10q57), mettre 0 si l'entreprise ##N/A## n'a pas effectué des dépenses ou faire des reventes des marchandises ou des produits ou rendre de service.Cette entreprise ##N/A## dit avoir obtenu une valeur sur les marchandises vendu en etat, les marchandises vendu après transformation et les services rendus. Prière de corriger. Cette entreprise ##N/A## dit avoir obtenu une valeur sur les marchandises vendu en etat et les marchandises vendu après transformation. La main d'oeuvre familiale pour Abdou Deme ayant travaillé dans cette entreprise ##N/A## aucours des 12 derniers mois n'est pas renseigner. Prière de reneigner toutes les informations qui lui concerne. La main d'oeuvre sariale de Abdou Deme ayant travaillé dans cette entreprise ##N/A## aucours des 30 derniers jours n'est pas renseigner. Prière de reneigner toutes les informations qui lui concerne. Incoherence! Dans le ménage de ASSANE DEME il y a un membre qui detient l'entreprise agriculture vivriere qui semble être de l'agriculture ou de l'élévage, prière de bien classer la nomenclature de l'entreprise s'il ne s'agit pas de l'agriculture ou de l'élévage. S'il s'agit de l'agriculture ou l'élévage prière d'enlever cette entreprise (agriculture vivriere) dans la section 10 et ajouter soit dans la section agriculture ou l'élévage pour éviter le double compte ou incomprehension.</w:t>
+        <w:t>- Les informations sur ces entrepises non agricole manquent, prière de les renseigner. Le montant obtenus sur les services rendus par l'entreprise ##N/A## au cours des 30 derniers jours ou durant le dernier mois où l'entreprise a fonctionné n'a pas été renseigné, prière de mettre de 0 si l'entreprise n'a pas rendu de service. Prière de renseigner les montants dans les champs (s10q46 s10q47 s10q48 s10q49 s10q50 s10q51 s10q52 s10q53 s10q54 s10q55 s10q56 s10q57), mettre 0 si l'entreprise ##N/A## n'a pas effectué des dépenses ou faire des reventes des marchandises ou des produits ou rendre de service.Cette entreprise ##N/A## dit avoir obtenu une valeur sur les marchandises vendu en etat, les marchandises vendu après transformation et les services rendus. Prière de corriger. Cette entreprise ##N/A## dit avoir obtenu une valeur sur les marchandises vendu en etat et les marchandises vendu après transformation. La main d'oeuvre familiale pour marama fall ayant travaillé dans cette entreprise ##N/A## aucours des 12 derniers mois n'est pas renseigner. Prière de reneigner toutes les informations qui lui concerne. La main d'oeuvre sariale de marama fall ayant travaillé dans cette entreprise ##N/A## aucours des 30 derniers jours n'est pas renseigner. Prière de reneigner toutes les informations qui lui concerne. Incoherence! Dans le ménage de ASSANE DEME il y a un membre qui detient l'entreprise agriculture vivriere qui semble être de l'agriculture ou de l'élévage, prière de bien classer la nomenclature de l'entreprise s'il ne s'agit pas de l'agriculture ou de l'élévage. S'il s'agit de l'agriculture ou l'élévage prière d'enlever cette entreprise (agriculture vivriere) dans la section 10 et ajouter soit dans la section agriculture ou l'élévage pour éviter le double compte ou incomprehension.</w:t>
       </w:r>
     </w:p>
     <w:p>
@@ -8039,7 +7934,7 @@
         <w:rPr>
           <w:sz w:val="20"/>
         </w:rPr>
-        <w:t>- Attention ! Le prix unitaire d'achat (1575 Fcfa) de Sucre en poudre  en Kg (taille unique) est relativement élevé par rapport aux autres prix observés dans cette zone. Prière de corriger ou de confirmer avec le QG. Attention ! Le prix unitaire d'achat (200 Fcfa) de Pain traditionnel (Baguette) en miche (Moyen) est relativement élevé par rapport aux autres prix observés dans cette zone. Prière de corriger ou de confirmer avec le QG. Avertissement!!! Le ménage a consommé 15 Paquet Petit de Thé en sachet, cette quantité semble anormale pour une consommation des 7 derniers jours.Prière de corriger ou de confirmer avec le QG. Avertissement!! le prix unitaire (100 Fcfa) de Thé en sachet (unité: Paquet) de taille Petit est très faible ou élevé. Prière de corriger ou de confirmer avec le QG. Difficile de consommer le Sel en Kg taille unique prière de verifier. Incohérence!! Dans ce ménage, chaque individus consomme par jour 30.55755 Kg  de cereale; Prière de revoir les quantités prises de ces produits. Incohérence!! Dans ce ménage, chaque individus consomme par jour 30.55755 Kg  de cereale; Prière de revoir les quantités prises de ces produits. Incohérence!! Dans ce ménage, chaque individus consomme par jour 30.55755 Kg  de cereale; Prière de revoir les quantités prises de ces produits. Le prix d'achat unitaire (1 Fcfa) de Oignon frais en Kg de taille taille unique  est invraisemblable, prière de regarder les reponses prises dans les questions s07bq07a s07bq07b s07bq07c s07bq08 pour mieux corriger. Le prix d'achat unitaire (1 Fcfa) de Oignon frais en Kg de taille  taille unique  est très faible, prière de regarder les reponses prises dans les questions s07bq07a s07bq07b s07bq07c s07bq08 pour mieux corriger. Attention ! Le prix unitaire d'achat (1 Fcfa) de Oignon frais en Kg (taille unique) est relativement faible par rapport aux autres prix observés dans cette zone. Prière de corriger ou de confirmer avec le QG.</w:t>
+        <w:t>- Attention ! Le prix unitaire d'achat (1575 Fcfa) de Sucre en poudre  en Kg (taille unique) est relativement élevé par rapport aux autres prix observés dans cette zone. Prière de corriger ou de confirmer avec le QG. Attention ! Le prix unitaire d'achat (200 Fcfa) de Pain traditionnel (Baguette) en miche (Moyen) est relativement élevé par rapport aux autres prix observés dans cette zone. Prière de corriger ou de confirmer avec le QG. Attention ! Le prix unitaire d'achat (200 Fcfa) de Poisson de mer séché (yayeboye) en Pièce (Petit) est relativement élevé par rapport aux autres prix observés dans cette zone. Prière de corriger ou de confirmer avec le QG. Avertissement!!! Le ménage a consommé 15 Paquet Petit de Thé en sachet, cette quantité semble anormale pour une consommation des 7 derniers jours.Prière de corriger ou de confirmer avec le QG. Avertissement!! le prix unitaire (100 Fcfa) de Thé en sachet (unité: Paquet) de taille Petit est très faible ou élevé. Prière de corriger ou de confirmer avec le QG. Difficile de consommer le Sel en Kg taille unique prière de verifier. Incohérence!! Dans ce ménage, chaque individus consomme par jour 54.44653 Kg  de cereale; Prière de revoir les quantités prises de ces produits. Incohérence!! Dans ce ménage, chaque individus consomme par jour 54.44653 Kg  de cereale; Prière de revoir les quantités prises de ces produits. Incohérence!! Dans ce ménage, chaque individus consomme par jour 54.44653 Kg  de cereale; Prière de revoir les quantités prises de ces produits. Le prix d'achat unitaire (1 Fcfa) de Oignon frais en Kg de taille taille unique  est invraisemblable, prière de regarder les reponses prises dans les questions s07bq07a s07bq07b s07bq07c s07bq08 pour mieux corriger. Le prix d'achat unitaire (1 Fcfa) de Oignon frais en Kg de taille  taille unique  est très faible, prière de regarder les reponses prises dans les questions s07bq07a s07bq07b s07bq07c s07bq08 pour mieux corriger. Attention ! Le prix unitaire d'achat (1 Fcfa) de Oignon frais en Kg (taille unique) est relativement faible par rapport aux autres prix observés dans cette zone. Prière de corriger ou de confirmer avec le QG.</w:t>
       </w:r>
     </w:p>
     <w:p>
@@ -8102,7 +7997,7 @@
         <w:rPr>
           <w:sz w:val="20"/>
         </w:rPr>
-        <w:t>- Les informations sur ces entrepises non agricole manquent, prière de les renseigner. Le montant obtenus sur les services rendus par l'entreprise ##N/A## au cours des 30 derniers jours ou durant le dernier mois où l'entreprise a fonctionné n'a pas été renseigné, prière de mettre de 0 si l'entreprise n'a pas rendu de service. Prière de renseigner les montants dans les champs (s10q46 s10q47 s10q48 s10q49 s10q50 s10q51 s10q52 s10q53 s10q54 s10q55 s10q56 s10q57), mettre 0 si l'entreprise ##N/A## n'a pas effectué des dépenses ou faire des reventes des marchandises ou des produits ou rendre de service.Cette entreprise ##N/A## dit avoir obtenu une valeur sur les marchandises vendu en etat, les marchandises vendu après transformation et les services rendus. Prière de corriger. Cette entreprise ##N/A## dit avoir obtenu une valeur sur les marchandises vendu en etat et les marchandises vendu après transformation. La main d'oeuvre familiale pour Momadou Sy ayant travaillé dans cette entreprise ##N/A## aucours des 12 derniers mois n'est pas renseigner. Prière de reneigner toutes les informations qui lui concerne. La main d'oeuvre sariale de Momadou Sy ayant travaillé dans cette entreprise ##N/A## aucours des 30 derniers jours n'est pas renseigner. Prière de reneigner toutes les informations qui lui concerne.</w:t>
+        <w:t>- Les informations sur ces entrepises non agricole manquent, prière de les renseigner. Le montant obtenus sur les services rendus par l'entreprise ##N/A## au cours des 30 derniers jours ou durant le dernier mois où l'entreprise a fonctionné n'a pas été renseigné, prière de mettre de 0 si l'entreprise n'a pas rendu de service. Prière de renseigner les montants dans les champs (s10q46 s10q47 s10q48 s10q49 s10q50 s10q51 s10q52 s10q53 s10q54 s10q55 s10q56 s10q57), mettre 0 si l'entreprise ##N/A## n'a pas effectué des dépenses ou faire des reventes des marchandises ou des produits ou rendre de service.Cette entreprise ##N/A## dit avoir obtenu une valeur sur les marchandises vendu en etat, les marchandises vendu après transformation et les services rendus. Prière de corriger. Cette entreprise ##N/A## dit avoir obtenu une valeur sur les marchandises vendu en etat et les marchandises vendu après transformation. La main d'oeuvre familiale pour Maré Sy ayant travaillé dans cette entreprise ##N/A## aucours des 12 derniers mois n'est pas renseigner. Prière de reneigner toutes les informations qui lui concerne. La main d'oeuvre sariale de Maré Sy ayant travaillé dans cette entreprise ##N/A## aucours des 30 derniers jours n'est pas renseigner. Prière de reneigner toutes les informations qui lui concerne.</w:t>
       </w:r>
     </w:p>
     <w:p>
